--- a/readiness-checklist.docx
+++ b/readiness-checklist.docx
@@ -10,7 +10,7 @@
           <w:sz w:val="21"/>
           <w:szCs w:val="24"/>
         </w:rPr>
-        <w:id w:val="1312214907"/>
+        <w:id w:val="-1078515730"/>
         <w:docPartObj>
           <w:docPartGallery w:val="Table of Contents"/>
           <w:docPartUnique/>
@@ -51,7 +51,7 @@
           <w:r>
             <w:fldChar w:fldCharType="separate"/>
           </w:r>
-          <w:hyperlink w:anchor="_Toc241747894" w:history="1">
+          <w:hyperlink w:anchor="_Toc241754185" w:history="1">
             <w:r>
               <w:rPr>
                 <w:rStyle w:val="Hyperlink"/>
@@ -78,7 +78,7 @@
                 <w:noProof/>
                 <w:webHidden/>
               </w:rPr>
-              <w:instrText xml:space="preserve"> PAGEREF _Toc241747894 \h </w:instrText>
+              <w:instrText xml:space="preserve"> PAGEREF _Toc241754185 \h </w:instrText>
             </w:r>
             <w:r>
               <w:rPr>
@@ -125,7 +125,7 @@
               <w14:ligatures w14:val="standardContextual"/>
             </w:rPr>
           </w:pPr>
-          <w:hyperlink w:anchor="_Toc241747895" w:history="1">
+          <w:hyperlink w:anchor="_Toc241754186" w:history="1">
             <w:r>
               <w:rPr>
                 <w:rStyle w:val="Hyperlink"/>
@@ -152,7 +152,7 @@
                 <w:noProof/>
                 <w:webHidden/>
               </w:rPr>
-              <w:instrText xml:space="preserve"> PAGEREF _Toc241747895 \h </w:instrText>
+              <w:instrText xml:space="preserve"> PAGEREF _Toc241754186 \h </w:instrText>
             </w:r>
             <w:r>
               <w:rPr>
@@ -199,7 +199,7 @@
               <w14:ligatures w14:val="standardContextual"/>
             </w:rPr>
           </w:pPr>
-          <w:hyperlink w:anchor="_Toc241747896" w:history="1">
+          <w:hyperlink w:anchor="_Toc241754187" w:history="1">
             <w:r>
               <w:rPr>
                 <w:rStyle w:val="Hyperlink"/>
@@ -226,7 +226,7 @@
                 <w:noProof/>
                 <w:webHidden/>
               </w:rPr>
-              <w:instrText xml:space="preserve"> PAGEREF _Toc241747896 \h </w:instrText>
+              <w:instrText xml:space="preserve"> PAGEREF _Toc241754187 \h </w:instrText>
             </w:r>
             <w:r>
               <w:rPr>
@@ -273,7 +273,7 @@
               <w14:ligatures w14:val="standardContextual"/>
             </w:rPr>
           </w:pPr>
-          <w:hyperlink w:anchor="_Toc241747897" w:history="1">
+          <w:hyperlink w:anchor="_Toc241754188" w:history="1">
             <w:r>
               <w:rPr>
                 <w:rStyle w:val="Hyperlink"/>
@@ -300,7 +300,7 @@
                 <w:noProof/>
                 <w:webHidden/>
               </w:rPr>
-              <w:instrText xml:space="preserve"> PAGEREF _Toc241747897 \h </w:instrText>
+              <w:instrText xml:space="preserve"> PAGEREF _Toc241754188 \h </w:instrText>
             </w:r>
             <w:r>
               <w:rPr>
@@ -347,7 +347,7 @@
               <w14:ligatures w14:val="standardContextual"/>
             </w:rPr>
           </w:pPr>
-          <w:hyperlink w:anchor="_Toc241747898" w:history="1">
+          <w:hyperlink w:anchor="_Toc241754189" w:history="1">
             <w:r>
               <w:rPr>
                 <w:rStyle w:val="Hyperlink"/>
@@ -374,7 +374,7 @@
                 <w:noProof/>
                 <w:webHidden/>
               </w:rPr>
-              <w:instrText xml:space="preserve"> PAGEREF _Toc241747898 \h </w:instrText>
+              <w:instrText xml:space="preserve"> PAGEREF _Toc241754189 \h </w:instrText>
             </w:r>
             <w:r>
               <w:rPr>
@@ -421,7 +421,7 @@
               <w14:ligatures w14:val="standardContextual"/>
             </w:rPr>
           </w:pPr>
-          <w:hyperlink w:anchor="_Toc241747899" w:history="1">
+          <w:hyperlink w:anchor="_Toc241754190" w:history="1">
             <w:r>
               <w:rPr>
                 <w:rStyle w:val="Hyperlink"/>
@@ -448,7 +448,7 @@
                 <w:noProof/>
                 <w:webHidden/>
               </w:rPr>
-              <w:instrText xml:space="preserve"> PAGEREF _Toc241747899 \h </w:instrText>
+              <w:instrText xml:space="preserve"> PAGEREF _Toc241754190 \h </w:instrText>
             </w:r>
             <w:r>
               <w:rPr>
@@ -495,7 +495,7 @@
               <w14:ligatures w14:val="standardContextual"/>
             </w:rPr>
           </w:pPr>
-          <w:hyperlink w:anchor="_Toc241747900" w:history="1">
+          <w:hyperlink w:anchor="_Toc241754191" w:history="1">
             <w:r>
               <w:rPr>
                 <w:rStyle w:val="Hyperlink"/>
@@ -522,7 +522,7 @@
                 <w:noProof/>
                 <w:webHidden/>
               </w:rPr>
-              <w:instrText xml:space="preserve"> PAGEREF _Toc241747900 \h </w:instrText>
+              <w:instrText xml:space="preserve"> PAGEREF _Toc241754191 \h </w:instrText>
             </w:r>
             <w:r>
               <w:rPr>
@@ -569,7 +569,7 @@
               <w14:ligatures w14:val="standardContextual"/>
             </w:rPr>
           </w:pPr>
-          <w:hyperlink w:anchor="_Toc241747901" w:history="1">
+          <w:hyperlink w:anchor="_Toc241754192" w:history="1">
             <w:r>
               <w:rPr>
                 <w:rStyle w:val="Hyperlink"/>
@@ -596,7 +596,7 @@
                 <w:noProof/>
                 <w:webHidden/>
               </w:rPr>
-              <w:instrText xml:space="preserve"> PAGEREF _Toc241747901 \h </w:instrText>
+              <w:instrText xml:space="preserve"> PAGEREF _Toc241754192 \h </w:instrText>
             </w:r>
             <w:r>
               <w:rPr>
@@ -643,7 +643,7 @@
               <w14:ligatures w14:val="standardContextual"/>
             </w:rPr>
           </w:pPr>
-          <w:hyperlink w:anchor="_Toc241747902" w:history="1">
+          <w:hyperlink w:anchor="_Toc241754193" w:history="1">
             <w:r>
               <w:rPr>
                 <w:rStyle w:val="Hyperlink"/>
@@ -670,7 +670,7 @@
                 <w:noProof/>
                 <w:webHidden/>
               </w:rPr>
-              <w:instrText xml:space="preserve"> PAGEREF _Toc241747902 \h </w:instrText>
+              <w:instrText xml:space="preserve"> PAGEREF _Toc241754193 \h </w:instrText>
             </w:r>
             <w:r>
               <w:rPr>
@@ -713,7 +713,7 @@
         <w:pStyle w:val="Heading1"/>
       </w:pPr>
       <w:bookmarkStart w:id="0" w:name="pre-workshop-readiness-checklist"/>
-      <w:bookmarkStart w:id="1" w:name="_Toc241747894"/>
+      <w:bookmarkStart w:id="1" w:name="_Toc241754185"/>
       <w:r>
         <w:t>Pre-Workshop Readiness Checklist</w:t>
       </w:r>
@@ -778,7 +778,7 @@
         <w:pStyle w:val="Heading2"/>
       </w:pPr>
       <w:bookmarkStart w:id="2" w:name="preparation-timeline"/>
-      <w:bookmarkStart w:id="3" w:name="_Toc241747895"/>
+      <w:bookmarkStart w:id="3" w:name="_Toc241754186"/>
       <w:r>
         <w:t>Preparation timeline</w:t>
       </w:r>
@@ -1444,7 +1444,7 @@
         <w:pStyle w:val="Heading2"/>
       </w:pPr>
       <w:bookmarkStart w:id="4" w:name="cost-planning"/>
-      <w:bookmarkStart w:id="5" w:name="_Toc241747896"/>
+      <w:bookmarkStart w:id="5" w:name="_Toc241754187"/>
       <w:bookmarkEnd w:id="2"/>
       <w:r>
         <w:lastRenderedPageBreak/>
@@ -1623,7 +1623,7 @@
         <w:pStyle w:val="Heading2"/>
       </w:pPr>
       <w:bookmarkStart w:id="6" w:name="X26afd18925ecd972192f69d7821188544492b05"/>
-      <w:bookmarkStart w:id="7" w:name="_Toc241747897"/>
+      <w:bookmarkStart w:id="7" w:name="_Toc241754188"/>
       <w:bookmarkEnd w:id="4"/>
       <w:r>
         <w:t>Plan B — if Cowork is down for the whole room</w:t>
@@ -1752,7 +1752,7 @@
         <w:pStyle w:val="Heading2"/>
       </w:pPr>
       <w:bookmarkStart w:id="8" w:name="Xb75ebb7955b3d09d1e310be1bac89915d98d77c"/>
-      <w:bookmarkStart w:id="9" w:name="_Toc241747898"/>
+      <w:bookmarkStart w:id="9" w:name="_Toc241754189"/>
       <w:bookmarkEnd w:id="6"/>
       <w:r>
         <w:t>For the host / tenant admin (do this before the workshop)</w:t>
@@ -2364,7 +2364,7 @@
         <w:pStyle w:val="Heading2"/>
       </w:pPr>
       <w:bookmarkStart w:id="10" w:name="X9e7f43dc51ce66ccd050059b76bb488050dc40c"/>
-      <w:bookmarkStart w:id="11" w:name="_Toc241747899"/>
+      <w:bookmarkStart w:id="11" w:name="_Toc241754190"/>
       <w:bookmarkEnd w:id="8"/>
       <w:r>
         <w:t>For attendees (during setup, first 20 minutes)</w:t>
@@ -2502,16 +2502,17 @@
         <w:t>own OneDrive</w:t>
       </w:r>
       <w:r>
-        <w:t xml:space="preserve"> (e.g., </w:t>
-      </w:r>
-      <w:r>
-        <w:rPr>
-          <w:rStyle w:val="VerbatimChar"/>
-        </w:rPr>
-        <w:t>Documents/Cowork/</w:t>
-      </w:r>
-      <w:r>
-        <w:t>).</w:t>
+        <w:t xml:space="preserve"> folder </w:t>
+      </w:r>
+      <w:r>
+        <w:rPr>
+          <w:b/>
+          <w:bCs/>
+        </w:rPr>
+        <w:t>Documents/ai_hr_cowork_workshop</w:t>
+      </w:r>
+      <w:r>
+        <w:t xml:space="preserve"> (I created it in OneDrive → My files → Documents).</w:t>
       </w:r>
     </w:p>
     <w:p>
@@ -2573,7 +2574,7 @@
         <w:pStyle w:val="Heading2"/>
       </w:pPr>
       <w:bookmarkStart w:id="12" w:name="shared-tenant-etiquette"/>
-      <w:bookmarkStart w:id="13" w:name="_Toc241747900"/>
+      <w:bookmarkStart w:id="13" w:name="_Toc241754191"/>
       <w:bookmarkEnd w:id="10"/>
       <w:r>
         <w:t>Shared-tenant etiquette</w:t>
@@ -2653,10 +2654,10 @@
         <w:t>only the fictional sample data</w:t>
       </w:r>
       <w:r>
-        <w:t xml:space="preserve"> in exercises — never real employee PII, and don't actually </w:t>
-      </w:r>
-      <w:r>
-        <w:t>send emails to real people (save as drafts).</w:t>
+        <w:t xml:space="preserve"> </w:t>
+      </w:r>
+      <w:r>
+        <w:t>in exercises — never real employee PII, and don't actually send emails to real people (save as drafts).</w:t>
       </w:r>
     </w:p>
     <w:p>
@@ -2664,7 +2665,7 @@
         <w:pStyle w:val="Heading2"/>
       </w:pPr>
       <w:bookmarkStart w:id="14" w:name="if-something-isnt-ready"/>
-      <w:bookmarkStart w:id="15" w:name="_Toc241747901"/>
+      <w:bookmarkStart w:id="15" w:name="_Toc241754192"/>
       <w:bookmarkEnd w:id="12"/>
       <w:r>
         <w:t>If something isn't ready</w:t>
@@ -2759,10 +2760,7 @@
         <w:t>parking lot</w:t>
       </w:r>
       <w:r>
-        <w:t xml:space="preserve"> </w:t>
-      </w:r>
-      <w:r>
-        <w:t>for any tenant issue so the group stays on schedule.</w:t>
+        <w:t xml:space="preserve"> for any tenant issue so the group stays on schedule.</w:t>
       </w:r>
     </w:p>
     <w:p>
@@ -2800,7 +2798,7 @@
         <w:pStyle w:val="Heading2"/>
       </w:pPr>
       <w:bookmarkStart w:id="16" w:name="X05d7d62746bec70b3198d1bb50c6b714cd7330c"/>
-      <w:bookmarkStart w:id="17" w:name="_Toc241747902"/>
+      <w:bookmarkStart w:id="17" w:name="_Toc241754193"/>
       <w:bookmarkEnd w:id="14"/>
       <w:r>
         <w:lastRenderedPageBreak/>
@@ -3231,7 +3229,7 @@
   <w:abstractNum w:abstractNumId="0" w15:restartNumberingAfterBreak="0">
     <w:nsid w:val="0000A990"/>
     <w:multiLevelType w:val="multilevel"/>
-    <w:tmpl w:val="EDA67FF0"/>
+    <w:tmpl w:val="321A56A0"/>
     <w:lvl w:ilvl="0">
       <w:numFmt w:val="bullet"/>
       <w:lvlText w:val=" "/>
@@ -3308,7 +3306,7 @@
   <w:abstractNum w:abstractNumId="1" w15:restartNumberingAfterBreak="0">
     <w:nsid w:val="0000A991"/>
     <w:multiLevelType w:val="multilevel"/>
-    <w:tmpl w:val="B4B4DBC8"/>
+    <w:tmpl w:val="4C8620CC"/>
     <w:lvl w:ilvl="0">
       <w:numFmt w:val="bullet"/>
       <w:lvlText w:val=""/>
@@ -3412,7 +3410,7 @@
   <w:abstractNum w:abstractNumId="2" w15:restartNumberingAfterBreak="0">
     <w:nsid w:val="0000A992"/>
     <w:multiLevelType w:val="multilevel"/>
-    <w:tmpl w:val="168A09FC"/>
+    <w:tmpl w:val="1FFC66B6"/>
     <w:lvl w:ilvl="0">
       <w:numFmt w:val="bullet"/>
       <w:lvlText w:val="☐"/>
@@ -3489,7 +3487,7 @@
   <w:abstractNum w:abstractNumId="3" w15:restartNumberingAfterBreak="0">
     <w:nsid w:val="00A99411"/>
     <w:multiLevelType w:val="multilevel"/>
-    <w:tmpl w:val="CE202524"/>
+    <w:tmpl w:val="18C6C646"/>
     <w:lvl w:ilvl="0">
       <w:start w:val="1"/>
       <w:numFmt w:val="decimal"/>
@@ -3572,13 +3570,13 @@
       </w:pPr>
     </w:lvl>
   </w:abstractNum>
-  <w:num w:numId="1" w16cid:durableId="1713725943">
+  <w:num w:numId="1" w16cid:durableId="107353869">
     <w:abstractNumId w:val="0"/>
   </w:num>
-  <w:num w:numId="2" w16cid:durableId="2124568687">
+  <w:num w:numId="2" w16cid:durableId="462118674">
     <w:abstractNumId w:val="1"/>
   </w:num>
-  <w:num w:numId="3" w16cid:durableId="1922372643">
+  <w:num w:numId="3" w16cid:durableId="1868172675">
     <w:abstractNumId w:val="3"/>
     <w:lvlOverride w:ilvl="0">
       <w:startOverride w:val="1"/>
@@ -3608,70 +3606,70 @@
       <w:startOverride w:val="1"/>
     </w:lvlOverride>
   </w:num>
-  <w:num w:numId="4" w16cid:durableId="1401060213">
+  <w:num w:numId="4" w16cid:durableId="1000304880">
     <w:abstractNumId w:val="2"/>
   </w:num>
-  <w:num w:numId="5" w16cid:durableId="97725182">
+  <w:num w:numId="5" w16cid:durableId="2118020205">
     <w:abstractNumId w:val="2"/>
   </w:num>
-  <w:num w:numId="6" w16cid:durableId="1089430802">
+  <w:num w:numId="6" w16cid:durableId="843739045">
     <w:abstractNumId w:val="2"/>
   </w:num>
-  <w:num w:numId="7" w16cid:durableId="927230133">
+  <w:num w:numId="7" w16cid:durableId="201796830">
     <w:abstractNumId w:val="2"/>
   </w:num>
-  <w:num w:numId="8" w16cid:durableId="447551766">
+  <w:num w:numId="8" w16cid:durableId="1590119991">
     <w:abstractNumId w:val="2"/>
   </w:num>
-  <w:num w:numId="9" w16cid:durableId="1888568247">
+  <w:num w:numId="9" w16cid:durableId="1522474876">
     <w:abstractNumId w:val="2"/>
   </w:num>
-  <w:num w:numId="10" w16cid:durableId="1788233016">
+  <w:num w:numId="10" w16cid:durableId="234511345">
     <w:abstractNumId w:val="2"/>
   </w:num>
-  <w:num w:numId="11" w16cid:durableId="7829021">
+  <w:num w:numId="11" w16cid:durableId="245119434">
     <w:abstractNumId w:val="2"/>
   </w:num>
-  <w:num w:numId="12" w16cid:durableId="78407987">
+  <w:num w:numId="12" w16cid:durableId="1458907688">
     <w:abstractNumId w:val="2"/>
   </w:num>
-  <w:num w:numId="13" w16cid:durableId="2039043587">
+  <w:num w:numId="13" w16cid:durableId="26488450">
     <w:abstractNumId w:val="2"/>
   </w:num>
-  <w:num w:numId="14" w16cid:durableId="508906308">
+  <w:num w:numId="14" w16cid:durableId="400639901">
     <w:abstractNumId w:val="2"/>
   </w:num>
-  <w:num w:numId="15" w16cid:durableId="773130323">
+  <w:num w:numId="15" w16cid:durableId="2121407948">
     <w:abstractNumId w:val="2"/>
   </w:num>
-  <w:num w:numId="16" w16cid:durableId="1521358670">
+  <w:num w:numId="16" w16cid:durableId="94400524">
     <w:abstractNumId w:val="2"/>
   </w:num>
-  <w:num w:numId="17" w16cid:durableId="1170294497">
+  <w:num w:numId="17" w16cid:durableId="1858076907">
     <w:abstractNumId w:val="2"/>
   </w:num>
-  <w:num w:numId="18" w16cid:durableId="1354107704">
+  <w:num w:numId="18" w16cid:durableId="413823016">
     <w:abstractNumId w:val="2"/>
   </w:num>
-  <w:num w:numId="19" w16cid:durableId="430206283">
+  <w:num w:numId="19" w16cid:durableId="1802646175">
     <w:abstractNumId w:val="2"/>
   </w:num>
-  <w:num w:numId="20" w16cid:durableId="1573270441">
+  <w:num w:numId="20" w16cid:durableId="1010838224">
     <w:abstractNumId w:val="2"/>
   </w:num>
-  <w:num w:numId="21" w16cid:durableId="1177504866">
+  <w:num w:numId="21" w16cid:durableId="1726370299">
     <w:abstractNumId w:val="2"/>
   </w:num>
-  <w:num w:numId="22" w16cid:durableId="1283878164">
+  <w:num w:numId="22" w16cid:durableId="313267892">
     <w:abstractNumId w:val="2"/>
   </w:num>
-  <w:num w:numId="23" w16cid:durableId="1558123552">
+  <w:num w:numId="23" w16cid:durableId="1634745888">
     <w:abstractNumId w:val="2"/>
   </w:num>
-  <w:num w:numId="24" w16cid:durableId="1464081189">
+  <w:num w:numId="24" w16cid:durableId="1618246606">
     <w:abstractNumId w:val="1"/>
   </w:num>
-  <w:num w:numId="25" w16cid:durableId="1543244898">
+  <w:num w:numId="25" w16cid:durableId="93211110">
     <w:abstractNumId w:val="1"/>
   </w:num>
 </w:numbering>
@@ -4922,7 +4920,7 @@
     <w:next w:val="Normal"/>
     <w:autoRedefine/>
     <w:uiPriority w:val="39"/>
-    <w:rsid w:val="00B82082"/>
+    <w:rsid w:val="007A4D1B"/>
     <w:pPr>
       <w:spacing w:after="100"/>
     </w:pPr>
@@ -4933,7 +4931,7 @@
     <w:next w:val="Normal"/>
     <w:autoRedefine/>
     <w:uiPriority w:val="39"/>
-    <w:rsid w:val="00B82082"/>
+    <w:rsid w:val="007A4D1B"/>
     <w:pPr>
       <w:spacing w:after="100"/>
       <w:ind w:left="210"/>
@@ -4943,7 +4941,7 @@
     <w:name w:val="header"/>
     <w:basedOn w:val="Normal"/>
     <w:link w:val="HeaderChar"/>
-    <w:rsid w:val="00B82082"/>
+    <w:rsid w:val="007A4D1B"/>
     <w:pPr>
       <w:tabs>
         <w:tab w:val="center" w:pos="4513"/>
@@ -4956,7 +4954,7 @@
     <w:name w:val="Header Char"/>
     <w:basedOn w:val="DefaultParagraphFont"/>
     <w:link w:val="Header"/>
-    <w:rsid w:val="00B82082"/>
+    <w:rsid w:val="007A4D1B"/>
     <w:rPr>
       <w:rFonts w:ascii="Segoe UI" w:eastAsia="Segoe UI" w:hAnsi="Segoe UI" w:cs="Segoe UI"/>
       <w:color w:val="242424"/>
@@ -4967,7 +4965,7 @@
     <w:name w:val="footer"/>
     <w:basedOn w:val="Normal"/>
     <w:link w:val="FooterChar"/>
-    <w:rsid w:val="00B82082"/>
+    <w:rsid w:val="007A4D1B"/>
     <w:pPr>
       <w:tabs>
         <w:tab w:val="center" w:pos="4513"/>
@@ -4980,7 +4978,7 @@
     <w:name w:val="Footer Char"/>
     <w:basedOn w:val="DefaultParagraphFont"/>
     <w:link w:val="Footer"/>
-    <w:rsid w:val="00B82082"/>
+    <w:rsid w:val="007A4D1B"/>
     <w:rPr>
       <w:rFonts w:ascii="Segoe UI" w:eastAsia="Segoe UI" w:hAnsi="Segoe UI" w:cs="Segoe UI"/>
       <w:color w:val="242424"/>

--- a/readiness-checklist.docx
+++ b/readiness-checklist.docx
@@ -10,7 +10,7 @@
           <w:sz w:val="21"/>
           <w:szCs w:val="24"/>
         </w:rPr>
-        <w:id w:val="-1078515730"/>
+        <w:id w:val="-1742321391"/>
         <w:docPartObj>
           <w:docPartGallery w:val="Table of Contents"/>
           <w:docPartUnique/>
@@ -51,7 +51,7 @@
           <w:r>
             <w:fldChar w:fldCharType="separate"/>
           </w:r>
-          <w:hyperlink w:anchor="_Toc241754185" w:history="1">
+          <w:hyperlink w:anchor="_Toc241771609" w:history="1">
             <w:r>
               <w:rPr>
                 <w:rStyle w:val="Hyperlink"/>
@@ -78,7 +78,7 @@
                 <w:noProof/>
                 <w:webHidden/>
               </w:rPr>
-              <w:instrText xml:space="preserve"> PAGEREF _Toc241754185 \h </w:instrText>
+              <w:instrText xml:space="preserve"> PAGEREF _Toc241771609 \h </w:instrText>
             </w:r>
             <w:r>
               <w:rPr>
@@ -125,7 +125,7 @@
               <w14:ligatures w14:val="standardContextual"/>
             </w:rPr>
           </w:pPr>
-          <w:hyperlink w:anchor="_Toc241754186" w:history="1">
+          <w:hyperlink w:anchor="_Toc241771610" w:history="1">
             <w:r>
               <w:rPr>
                 <w:rStyle w:val="Hyperlink"/>
@@ -152,7 +152,7 @@
                 <w:noProof/>
                 <w:webHidden/>
               </w:rPr>
-              <w:instrText xml:space="preserve"> PAGEREF _Toc241754186 \h </w:instrText>
+              <w:instrText xml:space="preserve"> PAGEREF _Toc241771610 \h </w:instrText>
             </w:r>
             <w:r>
               <w:rPr>
@@ -199,7 +199,7 @@
               <w14:ligatures w14:val="standardContextual"/>
             </w:rPr>
           </w:pPr>
-          <w:hyperlink w:anchor="_Toc241754187" w:history="1">
+          <w:hyperlink w:anchor="_Toc241771611" w:history="1">
             <w:r>
               <w:rPr>
                 <w:rStyle w:val="Hyperlink"/>
@@ -226,7 +226,7 @@
                 <w:noProof/>
                 <w:webHidden/>
               </w:rPr>
-              <w:instrText xml:space="preserve"> PAGEREF _Toc241754187 \h </w:instrText>
+              <w:instrText xml:space="preserve"> PAGEREF _Toc241771611 \h </w:instrText>
             </w:r>
             <w:r>
               <w:rPr>
@@ -273,7 +273,7 @@
               <w14:ligatures w14:val="standardContextual"/>
             </w:rPr>
           </w:pPr>
-          <w:hyperlink w:anchor="_Toc241754188" w:history="1">
+          <w:hyperlink w:anchor="_Toc241771612" w:history="1">
             <w:r>
               <w:rPr>
                 <w:rStyle w:val="Hyperlink"/>
@@ -300,7 +300,7 @@
                 <w:noProof/>
                 <w:webHidden/>
               </w:rPr>
-              <w:instrText xml:space="preserve"> PAGEREF _Toc241754188 \h </w:instrText>
+              <w:instrText xml:space="preserve"> PAGEREF _Toc241771612 \h </w:instrText>
             </w:r>
             <w:r>
               <w:rPr>
@@ -347,7 +347,7 @@
               <w14:ligatures w14:val="standardContextual"/>
             </w:rPr>
           </w:pPr>
-          <w:hyperlink w:anchor="_Toc241754189" w:history="1">
+          <w:hyperlink w:anchor="_Toc241771613" w:history="1">
             <w:r>
               <w:rPr>
                 <w:rStyle w:val="Hyperlink"/>
@@ -374,7 +374,7 @@
                 <w:noProof/>
                 <w:webHidden/>
               </w:rPr>
-              <w:instrText xml:space="preserve"> PAGEREF _Toc241754189 \h </w:instrText>
+              <w:instrText xml:space="preserve"> PAGEREF _Toc241771613 \h </w:instrText>
             </w:r>
             <w:r>
               <w:rPr>
@@ -421,7 +421,7 @@
               <w14:ligatures w14:val="standardContextual"/>
             </w:rPr>
           </w:pPr>
-          <w:hyperlink w:anchor="_Toc241754190" w:history="1">
+          <w:hyperlink w:anchor="_Toc241771614" w:history="1">
             <w:r>
               <w:rPr>
                 <w:rStyle w:val="Hyperlink"/>
@@ -448,7 +448,7 @@
                 <w:noProof/>
                 <w:webHidden/>
               </w:rPr>
-              <w:instrText xml:space="preserve"> PAGEREF _Toc241754190 \h </w:instrText>
+              <w:instrText xml:space="preserve"> PAGEREF _Toc241771614 \h </w:instrText>
             </w:r>
             <w:r>
               <w:rPr>
@@ -495,7 +495,7 @@
               <w14:ligatures w14:val="standardContextual"/>
             </w:rPr>
           </w:pPr>
-          <w:hyperlink w:anchor="_Toc241754191" w:history="1">
+          <w:hyperlink w:anchor="_Toc241771615" w:history="1">
             <w:r>
               <w:rPr>
                 <w:rStyle w:val="Hyperlink"/>
@@ -522,7 +522,7 @@
                 <w:noProof/>
                 <w:webHidden/>
               </w:rPr>
-              <w:instrText xml:space="preserve"> PAGEREF _Toc241754191 \h </w:instrText>
+              <w:instrText xml:space="preserve"> PAGEREF _Toc241771615 \h </w:instrText>
             </w:r>
             <w:r>
               <w:rPr>
@@ -569,7 +569,7 @@
               <w14:ligatures w14:val="standardContextual"/>
             </w:rPr>
           </w:pPr>
-          <w:hyperlink w:anchor="_Toc241754192" w:history="1">
+          <w:hyperlink w:anchor="_Toc241771616" w:history="1">
             <w:r>
               <w:rPr>
                 <w:rStyle w:val="Hyperlink"/>
@@ -596,7 +596,7 @@
                 <w:noProof/>
                 <w:webHidden/>
               </w:rPr>
-              <w:instrText xml:space="preserve"> PAGEREF _Toc241754192 \h </w:instrText>
+              <w:instrText xml:space="preserve"> PAGEREF _Toc241771616 \h </w:instrText>
             </w:r>
             <w:r>
               <w:rPr>
@@ -616,7 +616,7 @@
                 <w:noProof/>
                 <w:webHidden/>
               </w:rPr>
-              <w:t>3</w:t>
+              <w:t>4</w:t>
             </w:r>
             <w:r>
               <w:rPr>
@@ -643,7 +643,7 @@
               <w14:ligatures w14:val="standardContextual"/>
             </w:rPr>
           </w:pPr>
-          <w:hyperlink w:anchor="_Toc241754193" w:history="1">
+          <w:hyperlink w:anchor="_Toc241771617" w:history="1">
             <w:r>
               <w:rPr>
                 <w:rStyle w:val="Hyperlink"/>
@@ -670,7 +670,7 @@
                 <w:noProof/>
                 <w:webHidden/>
               </w:rPr>
-              <w:instrText xml:space="preserve"> PAGEREF _Toc241754193 \h </w:instrText>
+              <w:instrText xml:space="preserve"> PAGEREF _Toc241771617 \h </w:instrText>
             </w:r>
             <w:r>
               <w:rPr>
@@ -713,7 +713,7 @@
         <w:pStyle w:val="Heading1"/>
       </w:pPr>
       <w:bookmarkStart w:id="0" w:name="pre-workshop-readiness-checklist"/>
-      <w:bookmarkStart w:id="1" w:name="_Toc241754185"/>
+      <w:bookmarkStart w:id="1" w:name="_Toc241771609"/>
       <w:r>
         <w:t>Pre-Workshop Readiness Checklist</w:t>
       </w:r>
@@ -778,7 +778,7 @@
         <w:pStyle w:val="Heading2"/>
       </w:pPr>
       <w:bookmarkStart w:id="2" w:name="preparation-timeline"/>
-      <w:bookmarkStart w:id="3" w:name="_Toc241754186"/>
+      <w:bookmarkStart w:id="3" w:name="_Toc241771610"/>
       <w:r>
         <w:t>Preparation timeline</w:t>
       </w:r>
@@ -805,9 +805,9 @@
         <w:tblLook w:val="0020" w:firstRow="1" w:lastRow="0" w:firstColumn="0" w:lastColumn="0" w:noHBand="0" w:noVBand="0"/>
       </w:tblPr>
       <w:tblGrid>
-        <w:gridCol w:w="984"/>
-        <w:gridCol w:w="1216"/>
-        <w:gridCol w:w="7772"/>
+        <w:gridCol w:w="967"/>
+        <w:gridCol w:w="1294"/>
+        <w:gridCol w:w="7711"/>
       </w:tblGrid>
       <w:tr>
         <w:trPr>
@@ -888,7 +888,7 @@
                 <w:bCs/>
                 <w:sz w:val="19"/>
               </w:rPr>
-              <w:t>T − 3 weeks</w:t>
+              <w:t>T − 4 to 6 weeks</w:t>
             </w:r>
           </w:p>
         </w:tc>
@@ -905,7 +905,7 @@
               <w:rPr>
                 <w:sz w:val="19"/>
               </w:rPr>
-              <w:t>Host / admin</w:t>
+              <w:t>Account team + facilitator</w:t>
             </w:r>
           </w:p>
         </w:tc>
@@ -920,71 +920,31 @@
             </w:pPr>
             <w:r>
               <w:rPr>
-                <w:sz w:val="19"/>
-              </w:rPr>
-              <w:t xml:space="preserve">Confirm Microsoft 365 Copilot licenses and </w:t>
-            </w:r>
-            <w:r>
-              <w:rPr>
                 <w:b/>
                 <w:bCs/>
                 <w:sz w:val="19"/>
               </w:rPr>
-              <w:t>usage-based billing</w:t>
-            </w:r>
-            <w:r>
-              <w:rPr>
-                <w:sz w:val="19"/>
-              </w:rPr>
-              <w:t xml:space="preserve"> </w:t>
-            </w:r>
-            <w:r>
-              <w:rPr>
-                <w:sz w:val="19"/>
-              </w:rPr>
-              <w:t xml:space="preserve">for the attendee tenant, create a </w:t>
-            </w:r>
-            <w:r>
-              <w:rPr>
-                <w:b/>
-                <w:bCs/>
-                <w:sz w:val="19"/>
-              </w:rPr>
-              <w:t>Cowork spending policy</w:t>
-            </w:r>
-            <w:r>
-              <w:rPr>
-                <w:sz w:val="19"/>
-              </w:rPr>
-              <w:t xml:space="preserve"> for the attendee group, and turn on </w:t>
-            </w:r>
-            <w:r>
-              <w:rPr>
-                <w:b/>
-                <w:bCs/>
-                <w:sz w:val="19"/>
-              </w:rPr>
-              <w:t>Cowork Browsing</w:t>
-            </w:r>
-            <w:r>
-              <w:rPr>
-                <w:sz w:val="19"/>
-              </w:rPr>
-              <w:t xml:space="preserve"> for that group. Estimate cost and set spend guardrails (see </w:t>
-            </w:r>
-            <w:hyperlink w:anchor="cost-planning">
+              <w:t>Customer preview meeting:</w:t>
+            </w:r>
+            <w:r>
+              <w:rPr>
+                <w:sz w:val="19"/>
+              </w:rPr>
+              <w:t xml:space="preserve"> present </w:t>
+            </w:r>
+            <w:hyperlink r:id="rId7">
               <w:r>
                 <w:rPr>
                   <w:rStyle w:val="Hyperlink"/>
                 </w:rPr>
-                <w:t>Cost planning</w:t>
+                <w:t>customer-preview-deck.pptx</w:t>
               </w:r>
             </w:hyperlink>
             <w:r>
               <w:rPr>
                 <w:sz w:val="19"/>
               </w:rPr>
-              <w:t>). Book the room and Wi-Fi.</w:t>
+              <w:t>, fill in its feedback capture slide with the customer, and agree on any changes to scenarios, data, format, and dates.</w:t>
             </w:r>
           </w:p>
         </w:tc>
@@ -1005,7 +965,7 @@
                 <w:bCs/>
                 <w:sz w:val="19"/>
               </w:rPr>
-              <w:t>T − 2 weeks</w:t>
+              <w:t>T − 3 weeks</w:t>
             </w:r>
           </w:p>
         </w:tc>
@@ -1039,7 +999,7 @@
               <w:rPr>
                 <w:sz w:val="19"/>
               </w:rPr>
-              <w:t xml:space="preserve">Provision </w:t>
+              <w:t xml:space="preserve">Confirm Microsoft 365 Copilot licenses and </w:t>
             </w:r>
             <w:r>
               <w:rPr>
@@ -1047,13 +1007,13 @@
                 <w:bCs/>
                 <w:sz w:val="19"/>
               </w:rPr>
-              <w:t>~25 accounts + 2–3 spares</w:t>
-            </w:r>
-            <w:r>
-              <w:rPr>
-                <w:sz w:val="19"/>
-              </w:rPr>
-              <w:t xml:space="preserve">, assign managers, create the 2–3 </w:t>
+              <w:t>usage-based billing</w:t>
+            </w:r>
+            <w:r>
+              <w:rPr>
+                <w:sz w:val="19"/>
+              </w:rPr>
+              <w:t xml:space="preserve"> for the attendee tenant, create a </w:t>
             </w:r>
             <w:r>
               <w:rPr>
@@ -1061,27 +1021,41 @@
                 <w:bCs/>
                 <w:sz w:val="19"/>
               </w:rPr>
-              <w:t>seed sender</w:t>
-            </w:r>
-            <w:r>
-              <w:rPr>
-                <w:sz w:val="19"/>
-              </w:rPr>
-              <w:t xml:space="preserve"> accounts (</w:t>
-            </w:r>
-            <w:hyperlink r:id="rId7">
+              <w:t>Cowork spending policy</w:t>
+            </w:r>
+            <w:r>
+              <w:rPr>
+                <w:sz w:val="19"/>
+              </w:rPr>
+              <w:t xml:space="preserve"> for the attendee group, and turn on </w:t>
+            </w:r>
+            <w:r>
+              <w:rPr>
+                <w:b/>
+                <w:bCs/>
+                <w:sz w:val="19"/>
+              </w:rPr>
+              <w:t>Cowork Browsing</w:t>
+            </w:r>
+            <w:r>
+              <w:rPr>
+                <w:sz w:val="19"/>
+              </w:rPr>
+              <w:t xml:space="preserve"> for that group. Estimate cost and set spend guardrails (see </w:t>
+            </w:r>
+            <w:hyperlink w:anchor="cost-planning">
               <w:r>
                 <w:rPr>
                   <w:rStyle w:val="Hyperlink"/>
                 </w:rPr>
-                <w:t>seed-content.docx</w:t>
+                <w:t>Cost planning</w:t>
               </w:r>
             </w:hyperlink>
             <w:r>
               <w:rPr>
                 <w:sz w:val="19"/>
               </w:rPr>
-              <w:t>). Confirm the facilitator's own tenant is Cowork-ready.</w:t>
+              <w:t>). Book the room and Wi-Fi.</w:t>
             </w:r>
           </w:p>
         </w:tc>
@@ -1102,7 +1076,7 @@
                 <w:bCs/>
                 <w:sz w:val="19"/>
               </w:rPr>
-              <w:t>T − 1 week</w:t>
+              <w:t>T − 2 weeks</w:t>
             </w:r>
           </w:p>
         </w:tc>
@@ -1119,7 +1093,7 @@
               <w:rPr>
                 <w:sz w:val="19"/>
               </w:rPr>
-              <w:t>Facilitator</w:t>
+              <w:t>Host / admin</w:t>
             </w:r>
           </w:p>
         </w:tc>
@@ -1134,43 +1108,51 @@
             </w:pPr>
             <w:r>
               <w:rPr>
+                <w:sz w:val="19"/>
+              </w:rPr>
+              <w:t xml:space="preserve">Provision </w:t>
+            </w:r>
+            <w:r>
+              <w:rPr>
                 <w:b/>
                 <w:bCs/>
                 <w:sz w:val="19"/>
               </w:rPr>
-              <w:t>Full dry run</w:t>
-            </w:r>
-            <w:r>
-              <w:rPr>
-                <w:sz w:val="19"/>
-              </w:rPr>
-              <w:t xml:space="preserve"> of all 8 exercises on a test attendee account, checking against the </w:t>
+              <w:t>~25 accounts + 2–3 spares</w:t>
+            </w:r>
+            <w:r>
+              <w:rPr>
+                <w:sz w:val="19"/>
+              </w:rPr>
+              <w:t xml:space="preserve">, assign managers, create the 2–3 </w:t>
+            </w:r>
+            <w:r>
+              <w:rPr>
+                <w:b/>
+                <w:bCs/>
+                <w:sz w:val="19"/>
+              </w:rPr>
+              <w:t>seed sender</w:t>
+            </w:r>
+            <w:r>
+              <w:rPr>
+                <w:sz w:val="19"/>
+              </w:rPr>
+              <w:t xml:space="preserve"> accounts (</w:t>
             </w:r>
             <w:hyperlink r:id="rId8">
               <w:r>
                 <w:rPr>
                   <w:rStyle w:val="Hyperlink"/>
                 </w:rPr>
-                <w:t>answer key</w:t>
+                <w:t>seed-content.docx</w:t>
               </w:r>
             </w:hyperlink>
             <w:r>
               <w:rPr>
                 <w:sz w:val="19"/>
               </w:rPr>
-              <w:t xml:space="preserve">. Stage </w:t>
-            </w:r>
-            <w:r>
-              <w:rPr>
-                <w:rStyle w:val="VerbatimChar"/>
-              </w:rPr>
-              <w:t>zava-sample-knowledge.zip</w:t>
-            </w:r>
-            <w:r>
-              <w:rPr>
-                <w:sz w:val="19"/>
-              </w:rPr>
-              <w:t xml:space="preserve"> in the shared Teams/SharePoint folder. Send attendees a joining note (bring a laptop, not a phone).</w:t>
+              <w:t>). Confirm the facilitator's own tenant is Cowork-ready.</w:t>
             </w:r>
           </w:p>
         </w:tc>
@@ -1191,7 +1173,7 @@
                 <w:bCs/>
                 <w:sz w:val="19"/>
               </w:rPr>
-              <w:t>T − 1 day</w:t>
+              <w:t>T − 1 week</w:t>
             </w:r>
           </w:p>
         </w:tc>
@@ -1208,7 +1190,7 @@
               <w:rPr>
                 <w:sz w:val="19"/>
               </w:rPr>
-              <w:t>Host / admin</w:t>
+              <w:t>Facilitator</w:t>
             </w:r>
           </w:p>
         </w:tc>
@@ -1223,71 +1205,77 @@
             </w:pPr>
             <w:r>
               <w:rPr>
-                <w:sz w:val="19"/>
-              </w:rPr>
-              <w:t xml:space="preserve">Load the </w:t>
-            </w:r>
-            <w:r>
-              <w:rPr>
                 <w:b/>
                 <w:bCs/>
                 <w:sz w:val="19"/>
               </w:rPr>
-              <w:t>seed emails, meetings, and Teams chat</w:t>
-            </w:r>
-            <w:r>
-              <w:rPr>
-                <w:sz w:val="19"/>
-              </w:rPr>
-              <w:t xml:space="preserve"> into every account (1–2 days ahead, so the Exercise 1 command center sees them as this week). Sign in to 3 random accounts in </w:t>
-            </w:r>
-            <w:r>
-              <w:rPr>
-                <w:b/>
-                <w:bCs/>
-                <w:sz w:val="19"/>
-              </w:rPr>
-              <w:t>Edge</w:t>
-            </w:r>
-            <w:r>
-              <w:rPr>
-                <w:sz w:val="19"/>
-              </w:rPr>
-              <w:t xml:space="preserve"> and run the smoke test </w:t>
-            </w:r>
-            <w:r>
-              <w:rPr>
-                <w:b/>
-                <w:bCs/>
-                <w:sz w:val="19"/>
-              </w:rPr>
-              <w:t>and</w:t>
-            </w:r>
-            <w:r>
-              <w:rPr>
-                <w:sz w:val="19"/>
-              </w:rPr>
-              <w:t xml:space="preserve"> </w:t>
-            </w:r>
-            <w:r>
-              <w:rPr>
-                <w:sz w:val="19"/>
-              </w:rPr>
-              <w:t xml:space="preserve">the Exercise 3 browser prompt (accept the consent notice). Print credential handouts and the </w:t>
+              <w:t>Full dry run</w:t>
+            </w:r>
+            <w:r>
+              <w:rPr>
+                <w:sz w:val="19"/>
+              </w:rPr>
+              <w:t xml:space="preserve"> of all 8 exercises on a test attendee account, checking against the </w:t>
             </w:r>
             <w:hyperlink r:id="rId9">
               <w:r>
                 <w:rPr>
                   <w:rStyle w:val="Hyperlink"/>
                 </w:rPr>
-                <w:t>quick-reference card</w:t>
+                <w:t>answer key</w:t>
               </w:r>
             </w:hyperlink>
             <w:r>
               <w:rPr>
                 <w:sz w:val="19"/>
               </w:rPr>
-              <w:t>.</w:t>
+              <w:t xml:space="preserve">. </w:t>
+            </w:r>
+            <w:r>
+              <w:rPr>
+                <w:b/>
+                <w:bCs/>
+                <w:sz w:val="19"/>
+              </w:rPr>
+              <w:t>Record a demo video of each exercise</w:t>
+            </w:r>
+            <w:r>
+              <w:rPr>
+                <w:sz w:val="19"/>
+              </w:rPr>
+              <w:t xml:space="preserve"> </w:t>
+            </w:r>
+            <w:r>
+              <w:rPr>
+                <w:sz w:val="19"/>
+              </w:rPr>
+              <w:t xml:space="preserve">in your facilitator tenant and insert it on that exercise's </w:t>
+            </w:r>
+            <w:r>
+              <w:rPr>
+                <w:b/>
+                <w:bCs/>
+                <w:sz w:val="19"/>
+              </w:rPr>
+              <w:t>Demo</w:t>
+            </w:r>
+            <w:r>
+              <w:rPr>
+                <w:sz w:val="19"/>
+              </w:rPr>
+              <w:t xml:space="preserve"> slide in the deck. Stage </w:t>
+            </w:r>
+            <w:r>
+              <w:rPr>
+                <w:rStyle w:val="VerbatimChar"/>
+              </w:rPr>
+              <w:t>zava-sample-knowledge.zip</w:t>
+            </w:r>
+            <w:r>
+              <w:rPr>
+                <w:sz w:val="19"/>
+              </w:rPr>
+              <w:t xml:space="preserve"> in the shared Teams/SharePoint folder. Send attendees a joining note (bring a laptop, not a phone).</w:t>
             </w:r>
           </w:p>
         </w:tc>
@@ -1308,7 +1296,7 @@
                 <w:bCs/>
                 <w:sz w:val="19"/>
               </w:rPr>
-              <w:t>Day of, T − 45 min</w:t>
+              <w:t>T − 1 day</w:t>
             </w:r>
           </w:p>
         </w:tc>
@@ -1325,7 +1313,7 @@
               <w:rPr>
                 <w:sz w:val="19"/>
               </w:rPr>
-              <w:t>Facilitator + proctors</w:t>
+              <w:t>Host / admin</w:t>
             </w:r>
           </w:p>
         </w:tc>
@@ -1342,14 +1330,62 @@
               <w:rPr>
                 <w:sz w:val="19"/>
               </w:rPr>
-              <w:t xml:space="preserve">Test the projector, Wi-Fi, and demo tenant. Open the deck, the answer key, and a ready Cowork session. Brief proctors on the </w:t>
+              <w:t xml:space="preserve">Load the </w:t>
+            </w:r>
+            <w:r>
+              <w:rPr>
+                <w:b/>
+                <w:bCs/>
+                <w:sz w:val="19"/>
+              </w:rPr>
+              <w:t>seed emails, meetings, and Teams chat</w:t>
+            </w:r>
+            <w:r>
+              <w:rPr>
+                <w:sz w:val="19"/>
+              </w:rPr>
+              <w:t xml:space="preserve"> into every account (1–2 days ahead, so the Exercise 1 command center sees them as this week). Sign in to 3 random accounts in </w:t>
+            </w:r>
+            <w:r>
+              <w:rPr>
+                <w:b/>
+                <w:bCs/>
+                <w:sz w:val="19"/>
+              </w:rPr>
+              <w:t>Edge</w:t>
+            </w:r>
+            <w:r>
+              <w:rPr>
+                <w:sz w:val="19"/>
+              </w:rPr>
+              <w:t xml:space="preserve"> and run the smoke test </w:t>
+            </w:r>
+            <w:r>
+              <w:rPr>
+                <w:b/>
+                <w:bCs/>
+                <w:sz w:val="19"/>
+              </w:rPr>
+              <w:t>and</w:t>
+            </w:r>
+            <w:r>
+              <w:rPr>
+                <w:sz w:val="19"/>
+              </w:rPr>
+              <w:t xml:space="preserve"> </w:t>
+            </w:r>
+            <w:r>
+              <w:rPr>
+                <w:sz w:val="19"/>
+              </w:rPr>
+              <w:t xml:space="preserve">the Exercise 3 browser prompt (accept the consent notice). Print credential handouts and the </w:t>
             </w:r>
             <w:hyperlink r:id="rId10">
               <w:r>
                 <w:rPr>
                   <w:rStyle w:val="Hyperlink"/>
                 </w:rPr>
-                <w:t>troubleshooting triage</w:t>
+                <w:t>quick-reference card</w:t>
               </w:r>
             </w:hyperlink>
             <w:r>
@@ -1377,7 +1413,16 @@
                 <w:bCs/>
                 <w:sz w:val="19"/>
               </w:rPr>
-              <w:t>Day after</w:t>
+              <w:t xml:space="preserve">Day of, </w:t>
+            </w:r>
+            <w:r>
+              <w:rPr>
+                <w:b/>
+                <w:bCs/>
+                <w:sz w:val="19"/>
+              </w:rPr>
+              <w:lastRenderedPageBreak/>
+              <w:t>T − 45 min</w:t>
             </w:r>
           </w:p>
         </w:tc>
@@ -1394,7 +1439,15 @@
               <w:rPr>
                 <w:sz w:val="19"/>
               </w:rPr>
-              <w:t>Host</w:t>
+              <w:lastRenderedPageBreak/>
+              <w:t xml:space="preserve">Facilitator + </w:t>
+            </w:r>
+            <w:r>
+              <w:rPr>
+                <w:sz w:val="19"/>
+              </w:rPr>
+              <w:lastRenderedPageBreak/>
+              <w:t>proctors</w:t>
             </w:r>
           </w:p>
         </w:tc>
@@ -1409,10 +1462,88 @@
             </w:pPr>
             <w:r>
               <w:rPr>
+                <w:sz w:val="19"/>
+              </w:rPr>
+              <w:lastRenderedPageBreak/>
+              <w:t xml:space="preserve">Test the projector, Wi-Fi, and demo tenant. Open the deck, the answer key, and a ready </w:t>
+            </w:r>
+            <w:r>
+              <w:rPr>
+                <w:sz w:val="19"/>
+              </w:rPr>
+              <w:lastRenderedPageBreak/>
+              <w:t xml:space="preserve">Cowork session. Brief proctors on the </w:t>
+            </w:r>
+            <w:hyperlink r:id="rId11">
+              <w:r>
+                <w:rPr>
+                  <w:rStyle w:val="Hyperlink"/>
+                </w:rPr>
+                <w:t>troubleshooting triage</w:t>
+              </w:r>
+            </w:hyperlink>
+            <w:r>
+              <w:rPr>
+                <w:sz w:val="19"/>
+              </w:rPr>
+              <w:t>.</w:t>
+            </w:r>
+          </w:p>
+        </w:tc>
+      </w:tr>
+      <w:tr>
+        <w:tc>
+          <w:tcPr>
+            <w:tcW w:w="0" w:type="auto"/>
+          </w:tcPr>
+          <w:p>
+            <w:pPr>
+              <w:pStyle w:val="Compact"/>
+              <w:spacing w:before="20" w:after="20"/>
+            </w:pPr>
+            <w:r>
+              <w:rPr>
                 <w:b/>
                 <w:bCs/>
                 <w:sz w:val="19"/>
               </w:rPr>
+              <w:lastRenderedPageBreak/>
+              <w:t>Day after</w:t>
+            </w:r>
+          </w:p>
+        </w:tc>
+        <w:tc>
+          <w:tcPr>
+            <w:tcW w:w="0" w:type="auto"/>
+          </w:tcPr>
+          <w:p>
+            <w:pPr>
+              <w:pStyle w:val="Compact"/>
+              <w:spacing w:before="20" w:after="20"/>
+            </w:pPr>
+            <w:r>
+              <w:rPr>
+                <w:sz w:val="19"/>
+              </w:rPr>
+              <w:t>Host</w:t>
+            </w:r>
+          </w:p>
+        </w:tc>
+        <w:tc>
+          <w:tcPr>
+            <w:tcW w:w="0" w:type="auto"/>
+          </w:tcPr>
+          <w:p>
+            <w:pPr>
+              <w:pStyle w:val="Compact"/>
+              <w:spacing w:before="20" w:after="20"/>
+            </w:pPr>
+            <w:r>
+              <w:rPr>
+                <w:b/>
+                <w:bCs/>
+                <w:sz w:val="19"/>
+              </w:rPr>
               <w:t>Pause or delete</w:t>
             </w:r>
             <w:r>
@@ -1421,7 +1552,7 @@
               </w:rPr>
               <w:t xml:space="preserve"> Exercise 1 and 7 schedules (or have attendees do it), send the </w:t>
             </w:r>
-            <w:hyperlink r:id="rId11">
+            <w:hyperlink r:id="rId12">
               <w:r>
                 <w:rPr>
                   <w:rStyle w:val="Hyperlink"/>
@@ -1444,10 +1575,9 @@
         <w:pStyle w:val="Heading2"/>
       </w:pPr>
       <w:bookmarkStart w:id="4" w:name="cost-planning"/>
-      <w:bookmarkStart w:id="5" w:name="_Toc241754187"/>
+      <w:bookmarkStart w:id="5" w:name="_Toc241771611"/>
       <w:bookmarkEnd w:id="2"/>
       <w:r>
-        <w:lastRenderedPageBreak/>
         <w:t>Cost planning</w:t>
       </w:r>
       <w:bookmarkEnd w:id="5"/>
@@ -1488,7 +1618,7 @@
       <w:r>
         <w:t xml:space="preserve"> </w:t>
       </w:r>
-      <w:hyperlink r:id="rId12">
+      <w:hyperlink r:id="rId13">
         <w:r>
           <w:rPr>
             <w:rStyle w:val="Hyperlink"/>
@@ -1515,7 +1645,7 @@
       <w:r>
         <w:t xml:space="preserve"> the </w:t>
       </w:r>
-      <w:hyperlink r:id="rId13">
+      <w:hyperlink r:id="rId14">
         <w:r>
           <w:rPr>
             <w:rStyle w:val="Hyperlink"/>
@@ -1526,7 +1656,7 @@
       <w:r>
         <w:t xml:space="preserve"> and the Copilot Credit Planning Model (</w:t>
       </w:r>
-      <w:hyperlink r:id="rId14">
+      <w:hyperlink r:id="rId15">
         <w:r>
           <w:rPr>
             <w:rStyle w:val="Hyperlink"/>
@@ -1620,10 +1750,43 @@
     </w:p>
     <w:p>
       <w:pPr>
+        <w:pStyle w:val="Compact"/>
+        <w:numPr>
+          <w:ilvl w:val="0"/>
+          <w:numId w:val="2"/>
+        </w:numPr>
+      </w:pPr>
+      <w:r>
+        <w:rPr>
+          <w:b/>
+          <w:bCs/>
+        </w:rPr>
+        <w:t>Track it during the day:</w:t>
+      </w:r>
+      <w:r>
+        <w:t xml:space="preserve"> attendees type </w:t>
+      </w:r>
+      <w:r>
+        <w:rPr>
+          <w:rStyle w:val="VerbatimChar"/>
+          <w:b/>
+          <w:bCs/>
+        </w:rPr>
+        <w:t>/cost</w:t>
+      </w:r>
+      <w:r>
+        <w:t xml:space="preserve"> in a task (taught at the end of Exercise 1) </w:t>
+      </w:r>
+      <w:r>
+        <w:t>to see the approximate credits it used and what's left of their monthly limit. For the official totals, use the Copilot Credits reports in the Microsoft 365 admin center.</w:t>
+      </w:r>
+    </w:p>
+    <w:p>
+      <w:pPr>
         <w:pStyle w:val="Heading2"/>
       </w:pPr>
       <w:bookmarkStart w:id="6" w:name="X26afd18925ecd972192f69d7821188544492b05"/>
-      <w:bookmarkStart w:id="7" w:name="_Toc241754188"/>
+      <w:bookmarkStart w:id="7" w:name="_Toc241771612"/>
       <w:bookmarkEnd w:id="4"/>
       <w:r>
         <w:t>Plan B — if Cowork is down for the whole room</w:t>
@@ -1667,7 +1830,7 @@
       <w:r>
         <w:t xml:space="preserve">, projected. Run each exercise live while the room follows the workbook, and use the </w:t>
       </w:r>
-      <w:hyperlink r:id="rId15">
+      <w:hyperlink r:id="rId16">
         <w:r>
           <w:rPr>
             <w:rStyle w:val="Hyperlink"/>
@@ -1716,7 +1879,7 @@
       <w:r>
         <w:t xml:space="preserve"> have attendees critique the demo outputs with the answer key and the </w:t>
       </w:r>
-      <w:hyperlink r:id="rId16">
+      <w:hyperlink r:id="rId17">
         <w:r>
           <w:rPr>
             <w:rStyle w:val="Hyperlink"/>
@@ -1752,7 +1915,7 @@
         <w:pStyle w:val="Heading2"/>
       </w:pPr>
       <w:bookmarkStart w:id="8" w:name="Xb75ebb7955b3d09d1e310be1bac89915d98d77c"/>
-      <w:bookmarkStart w:id="9" w:name="_Toc241754189"/>
+      <w:bookmarkStart w:id="9" w:name="_Toc241771613"/>
       <w:bookmarkEnd w:id="6"/>
       <w:r>
         <w:t>For the host / tenant admin (do this before the workshop)</w:t>
@@ -1881,10 +2044,7 @@
         <w:t>spending policy that selects Cowork</w:t>
       </w:r>
       <w:r>
-        <w:t xml:space="preserve"> and is scoped to </w:t>
-      </w:r>
-      <w:r>
-        <w:t xml:space="preserve">that group. The spending policy is what </w:t>
+        <w:t xml:space="preserve"> and is scoped to that group. The spending policy is what </w:t>
       </w:r>
       <w:r>
         <w:rPr>
@@ -1931,6 +2091,7 @@
           <w:b/>
           <w:bCs/>
         </w:rPr>
+        <w:lastRenderedPageBreak/>
         <w:t>Cowork Browsing</w:t>
       </w:r>
       <w:r>
@@ -1986,7 +2147,7 @@
       <w:r>
         <w:t xml:space="preserve"> isn't set to Disabled on managed laptops. Details: </w:t>
       </w:r>
-      <w:hyperlink r:id="rId17">
+      <w:hyperlink r:id="rId18">
         <w:r>
           <w:rPr>
             <w:rStyle w:val="Hyperlink"/>
@@ -2069,10 +2230,7 @@
         <w:t>facilitator's own (demo) tenant</w:t>
       </w:r>
       <w:r>
-        <w:t xml:space="preserve"> </w:t>
-      </w:r>
-      <w:r>
-        <w:t>is Copilot- and Cowork-ready for live demos.</w:t>
+        <w:t xml:space="preserve"> is Copilot- and Cowork-ready for live demos.</w:t>
       </w:r>
     </w:p>
     <w:p>
@@ -2088,7 +2246,6 @@
           <w:i/>
           <w:iCs/>
         </w:rPr>
-        <w:lastRenderedPageBreak/>
         <w:t>(Optional)</w:t>
       </w:r>
       <w:r>
@@ -2122,7 +2279,10 @@
         <w:t>Customize → Plugins</w:t>
       </w:r>
       <w:r>
-        <w:t xml:space="preserve"> live. Otherwise the deck's screenshot is enough. Don't add plugins to the attendee tenant.</w:t>
+        <w:t xml:space="preserve"> </w:t>
+      </w:r>
+      <w:r>
+        <w:t>live. Otherwise the deck's screenshot is enough. Don't add plugins to the attendee tenant.</w:t>
       </w:r>
     </w:p>
     <w:p>
@@ -2210,7 +2370,10 @@
         <w:t>3 meetings</w:t>
       </w:r>
       <w:r>
-        <w:t xml:space="preserve"> (including the deliberate Thursday conflict), and the short </w:t>
+        <w:t xml:space="preserve"> (including the deliberate Thursday conflict), and </w:t>
+      </w:r>
+      <w:r>
+        <w:t xml:space="preserve">the short </w:t>
       </w:r>
       <w:r>
         <w:rPr>
@@ -2222,7 +2385,7 @@
       <w:r>
         <w:t xml:space="preserve"> from </w:t>
       </w:r>
-      <w:hyperlink r:id="rId18">
+      <w:hyperlink r:id="rId19">
         <w:r>
           <w:rPr>
             <w:rStyle w:val="Hyperlink"/>
@@ -2270,10 +2433,7 @@
         <w:t>pause/delete the schedules</w:t>
       </w:r>
       <w:r>
-        <w:t xml:space="preserve"> </w:t>
-      </w:r>
-      <w:r>
-        <w:t>created in Exercises 1 and 7 so they stop consuming usage.</w:t>
+        <w:t xml:space="preserve"> created in Exercises 1 and 7 so they stop consuming usage.</w:t>
       </w:r>
     </w:p>
     <w:p>
@@ -2334,7 +2494,10 @@
         <w:t>App</w:t>
       </w:r>
       <w:r>
-        <w:t xml:space="preserve"> skill; not required for the core exercises.</w:t>
+        <w:t xml:space="preserve"> skill; </w:t>
+      </w:r>
+      <w:r>
+        <w:t>not required for the core exercises.</w:t>
       </w:r>
     </w:p>
     <w:p>
@@ -2364,7 +2527,7 @@
         <w:pStyle w:val="Heading2"/>
       </w:pPr>
       <w:bookmarkStart w:id="10" w:name="X9e7f43dc51ce66ccd050059b76bb488050dc40c"/>
-      <w:bookmarkStart w:id="11" w:name="_Toc241754190"/>
+      <w:bookmarkStart w:id="11" w:name="_Toc241771614"/>
       <w:bookmarkEnd w:id="8"/>
       <w:r>
         <w:t>For attendees (during setup, first 20 minutes)</w:t>
@@ -2390,12 +2553,9 @@
         <w:t>workshop account</w:t>
       </w:r>
       <w:r>
-        <w:t xml:space="preserve"> </w:t>
-      </w:r>
-      <w:r>
-        <w:t xml:space="preserve">I was given at </w:t>
-      </w:r>
-      <w:hyperlink r:id="rId19">
+        <w:t xml:space="preserve"> I was given at </w:t>
+      </w:r>
+      <w:hyperlink r:id="rId20">
         <w:r>
           <w:rPr>
             <w:rStyle w:val="Hyperlink"/>
@@ -2574,7 +2734,7 @@
         <w:pStyle w:val="Heading2"/>
       </w:pPr>
       <w:bookmarkStart w:id="12" w:name="shared-tenant-etiquette"/>
-      <w:bookmarkStart w:id="13" w:name="_Toc241754191"/>
+      <w:bookmarkStart w:id="13" w:name="_Toc241771615"/>
       <w:bookmarkEnd w:id="10"/>
       <w:r>
         <w:t>Shared-tenant etiquette</w:t>
@@ -2600,7 +2760,10 @@
         <w:t>OneDrive, drafts, and skills</w:t>
       </w:r>
       <w:r>
-        <w:t xml:space="preserve"> are tied to </w:t>
+        <w:t xml:space="preserve"> </w:t>
+      </w:r>
+      <w:r>
+        <w:t xml:space="preserve">are tied to </w:t>
       </w:r>
       <w:r>
         <w:rPr>
@@ -2654,10 +2817,7 @@
         <w:t>only the fictional sample data</w:t>
       </w:r>
       <w:r>
-        <w:t xml:space="preserve"> </w:t>
-      </w:r>
-      <w:r>
-        <w:t>in exercises — never real employee PII, and don't actually send emails to real people (save as drafts).</w:t>
+        <w:t xml:space="preserve"> in exercises — never real employee PII, and don't actually send emails to real people (save as drafts).</w:t>
       </w:r>
     </w:p>
     <w:p>
@@ -2665,9 +2825,10 @@
         <w:pStyle w:val="Heading2"/>
       </w:pPr>
       <w:bookmarkStart w:id="14" w:name="if-something-isnt-ready"/>
-      <w:bookmarkStart w:id="15" w:name="_Toc241754192"/>
+      <w:bookmarkStart w:id="15" w:name="_Toc241771616"/>
       <w:bookmarkEnd w:id="12"/>
       <w:r>
+        <w:lastRenderedPageBreak/>
         <w:t>If something isn't ready</w:t>
       </w:r>
       <w:bookmarkEnd w:id="15"/>
@@ -2708,9 +2869,12 @@
         <w:t>facilitator demo</w:t>
       </w:r>
       <w:r>
-        <w:t xml:space="preserve"> (fallback follow-along), checking results against the </w:t>
-      </w:r>
-      <w:hyperlink r:id="rId20">
+        <w:t xml:space="preserve"> </w:t>
+      </w:r>
+      <w:r>
+        <w:t xml:space="preserve">(fallback follow-along), checking results against the </w:t>
+      </w:r>
+      <w:hyperlink r:id="rId21">
         <w:r>
           <w:rPr>
             <w:rStyle w:val="Hyperlink"/>
@@ -2798,10 +2962,9 @@
         <w:pStyle w:val="Heading2"/>
       </w:pPr>
       <w:bookmarkStart w:id="16" w:name="X05d7d62746bec70b3198d1bb50c6b714cd7330c"/>
-      <w:bookmarkStart w:id="17" w:name="_Toc241754193"/>
+      <w:bookmarkStart w:id="17" w:name="_Toc241771617"/>
       <w:bookmarkEnd w:id="14"/>
       <w:r>
-        <w:lastRenderedPageBreak/>
         <w:t>Quick reference: what each prerequisite unlocks</w:t>
       </w:r>
       <w:bookmarkEnd w:id="17"/>
@@ -3109,7 +3272,7 @@
     </w:tbl>
     <w:p/>
     <w:sectPr>
-      <w:footerReference w:type="default" r:id="rId21"/>
+      <w:footerReference w:type="default" r:id="rId22"/>
       <w:footnotePr>
         <w:numRestart w:val="eachSect"/>
       </w:footnotePr>
@@ -3229,7 +3392,7 @@
   <w:abstractNum w:abstractNumId="0" w15:restartNumberingAfterBreak="0">
     <w:nsid w:val="0000A990"/>
     <w:multiLevelType w:val="multilevel"/>
-    <w:tmpl w:val="321A56A0"/>
+    <w:tmpl w:val="CDCCABCC"/>
     <w:lvl w:ilvl="0">
       <w:numFmt w:val="bullet"/>
       <w:lvlText w:val=" "/>
@@ -3306,7 +3469,7 @@
   <w:abstractNum w:abstractNumId="1" w15:restartNumberingAfterBreak="0">
     <w:nsid w:val="0000A991"/>
     <w:multiLevelType w:val="multilevel"/>
-    <w:tmpl w:val="4C8620CC"/>
+    <w:tmpl w:val="77E29ACA"/>
     <w:lvl w:ilvl="0">
       <w:numFmt w:val="bullet"/>
       <w:lvlText w:val=""/>
@@ -3410,7 +3573,7 @@
   <w:abstractNum w:abstractNumId="2" w15:restartNumberingAfterBreak="0">
     <w:nsid w:val="0000A992"/>
     <w:multiLevelType w:val="multilevel"/>
-    <w:tmpl w:val="1FFC66B6"/>
+    <w:tmpl w:val="87BA6F6A"/>
     <w:lvl w:ilvl="0">
       <w:numFmt w:val="bullet"/>
       <w:lvlText w:val="☐"/>
@@ -3487,7 +3650,7 @@
   <w:abstractNum w:abstractNumId="3" w15:restartNumberingAfterBreak="0">
     <w:nsid w:val="00A99411"/>
     <w:multiLevelType w:val="multilevel"/>
-    <w:tmpl w:val="18C6C646"/>
+    <w:tmpl w:val="B076246E"/>
     <w:lvl w:ilvl="0">
       <w:start w:val="1"/>
       <w:numFmt w:val="decimal"/>
@@ -3570,13 +3733,13 @@
       </w:pPr>
     </w:lvl>
   </w:abstractNum>
-  <w:num w:numId="1" w16cid:durableId="107353869">
+  <w:num w:numId="1" w16cid:durableId="1388140176">
     <w:abstractNumId w:val="0"/>
   </w:num>
-  <w:num w:numId="2" w16cid:durableId="462118674">
+  <w:num w:numId="2" w16cid:durableId="1096244024">
     <w:abstractNumId w:val="1"/>
   </w:num>
-  <w:num w:numId="3" w16cid:durableId="1868172675">
+  <w:num w:numId="3" w16cid:durableId="1833520132">
     <w:abstractNumId w:val="3"/>
     <w:lvlOverride w:ilvl="0">
       <w:startOverride w:val="1"/>
@@ -3606,70 +3769,70 @@
       <w:startOverride w:val="1"/>
     </w:lvlOverride>
   </w:num>
-  <w:num w:numId="4" w16cid:durableId="1000304880">
+  <w:num w:numId="4" w16cid:durableId="366218373">
     <w:abstractNumId w:val="2"/>
   </w:num>
-  <w:num w:numId="5" w16cid:durableId="2118020205">
+  <w:num w:numId="5" w16cid:durableId="1079790698">
     <w:abstractNumId w:val="2"/>
   </w:num>
-  <w:num w:numId="6" w16cid:durableId="843739045">
+  <w:num w:numId="6" w16cid:durableId="234173845">
     <w:abstractNumId w:val="2"/>
   </w:num>
-  <w:num w:numId="7" w16cid:durableId="201796830">
+  <w:num w:numId="7" w16cid:durableId="13313446">
     <w:abstractNumId w:val="2"/>
   </w:num>
-  <w:num w:numId="8" w16cid:durableId="1590119991">
+  <w:num w:numId="8" w16cid:durableId="831406607">
     <w:abstractNumId w:val="2"/>
   </w:num>
-  <w:num w:numId="9" w16cid:durableId="1522474876">
+  <w:num w:numId="9" w16cid:durableId="453645568">
     <w:abstractNumId w:val="2"/>
   </w:num>
-  <w:num w:numId="10" w16cid:durableId="234511345">
+  <w:num w:numId="10" w16cid:durableId="905916022">
     <w:abstractNumId w:val="2"/>
   </w:num>
-  <w:num w:numId="11" w16cid:durableId="245119434">
+  <w:num w:numId="11" w16cid:durableId="95058581">
     <w:abstractNumId w:val="2"/>
   </w:num>
-  <w:num w:numId="12" w16cid:durableId="1458907688">
+  <w:num w:numId="12" w16cid:durableId="137693831">
     <w:abstractNumId w:val="2"/>
   </w:num>
-  <w:num w:numId="13" w16cid:durableId="26488450">
+  <w:num w:numId="13" w16cid:durableId="1839075948">
     <w:abstractNumId w:val="2"/>
   </w:num>
-  <w:num w:numId="14" w16cid:durableId="400639901">
+  <w:num w:numId="14" w16cid:durableId="370806866">
     <w:abstractNumId w:val="2"/>
   </w:num>
-  <w:num w:numId="15" w16cid:durableId="2121407948">
+  <w:num w:numId="15" w16cid:durableId="1304314614">
     <w:abstractNumId w:val="2"/>
   </w:num>
-  <w:num w:numId="16" w16cid:durableId="94400524">
+  <w:num w:numId="16" w16cid:durableId="1978490217">
     <w:abstractNumId w:val="2"/>
   </w:num>
-  <w:num w:numId="17" w16cid:durableId="1858076907">
+  <w:num w:numId="17" w16cid:durableId="599332957">
     <w:abstractNumId w:val="2"/>
   </w:num>
-  <w:num w:numId="18" w16cid:durableId="413823016">
+  <w:num w:numId="18" w16cid:durableId="1052532856">
     <w:abstractNumId w:val="2"/>
   </w:num>
-  <w:num w:numId="19" w16cid:durableId="1802646175">
+  <w:num w:numId="19" w16cid:durableId="1740520703">
     <w:abstractNumId w:val="2"/>
   </w:num>
-  <w:num w:numId="20" w16cid:durableId="1010838224">
+  <w:num w:numId="20" w16cid:durableId="1953707011">
     <w:abstractNumId w:val="2"/>
   </w:num>
-  <w:num w:numId="21" w16cid:durableId="1726370299">
+  <w:num w:numId="21" w16cid:durableId="2131585304">
     <w:abstractNumId w:val="2"/>
   </w:num>
-  <w:num w:numId="22" w16cid:durableId="313267892">
+  <w:num w:numId="22" w16cid:durableId="1031688563">
     <w:abstractNumId w:val="2"/>
   </w:num>
-  <w:num w:numId="23" w16cid:durableId="1634745888">
+  <w:num w:numId="23" w16cid:durableId="129522888">
     <w:abstractNumId w:val="2"/>
   </w:num>
-  <w:num w:numId="24" w16cid:durableId="1618246606">
+  <w:num w:numId="24" w16cid:durableId="1342581475">
     <w:abstractNumId w:val="1"/>
   </w:num>
-  <w:num w:numId="25" w16cid:durableId="93211110">
+  <w:num w:numId="25" w16cid:durableId="398984158">
     <w:abstractNumId w:val="1"/>
   </w:num>
 </w:numbering>
@@ -4920,7 +5083,7 @@
     <w:next w:val="Normal"/>
     <w:autoRedefine/>
     <w:uiPriority w:val="39"/>
-    <w:rsid w:val="007A4D1B"/>
+    <w:rsid w:val="000C63F1"/>
     <w:pPr>
       <w:spacing w:after="100"/>
     </w:pPr>
@@ -4931,7 +5094,7 @@
     <w:next w:val="Normal"/>
     <w:autoRedefine/>
     <w:uiPriority w:val="39"/>
-    <w:rsid w:val="007A4D1B"/>
+    <w:rsid w:val="000C63F1"/>
     <w:pPr>
       <w:spacing w:after="100"/>
       <w:ind w:left="210"/>
@@ -4941,7 +5104,7 @@
     <w:name w:val="header"/>
     <w:basedOn w:val="Normal"/>
     <w:link w:val="HeaderChar"/>
-    <w:rsid w:val="007A4D1B"/>
+    <w:rsid w:val="000C63F1"/>
     <w:pPr>
       <w:tabs>
         <w:tab w:val="center" w:pos="4513"/>
@@ -4954,7 +5117,7 @@
     <w:name w:val="Header Char"/>
     <w:basedOn w:val="DefaultParagraphFont"/>
     <w:link w:val="Header"/>
-    <w:rsid w:val="007A4D1B"/>
+    <w:rsid w:val="000C63F1"/>
     <w:rPr>
       <w:rFonts w:ascii="Segoe UI" w:eastAsia="Segoe UI" w:hAnsi="Segoe UI" w:cs="Segoe UI"/>
       <w:color w:val="242424"/>
@@ -4965,7 +5128,7 @@
     <w:name w:val="footer"/>
     <w:basedOn w:val="Normal"/>
     <w:link w:val="FooterChar"/>
-    <w:rsid w:val="007A4D1B"/>
+    <w:rsid w:val="000C63F1"/>
     <w:pPr>
       <w:tabs>
         <w:tab w:val="center" w:pos="4513"/>
@@ -4978,7 +5141,7 @@
     <w:name w:val="Footer Char"/>
     <w:basedOn w:val="DefaultParagraphFont"/>
     <w:link w:val="Footer"/>
-    <w:rsid w:val="007A4D1B"/>
+    <w:rsid w:val="000C63F1"/>
     <w:rPr>
       <w:rFonts w:ascii="Segoe UI" w:eastAsia="Segoe UI" w:hAnsi="Segoe UI" w:cs="Segoe UI"/>
       <w:color w:val="242424"/>

--- a/readiness-checklist.docx
+++ b/readiness-checklist.docx
@@ -10,7 +10,7 @@
           <w:sz w:val="21"/>
           <w:szCs w:val="24"/>
         </w:rPr>
-        <w:id w:val="-1742321391"/>
+        <w:id w:val="1903937514"/>
         <w:docPartObj>
           <w:docPartGallery w:val="Table of Contents"/>
           <w:docPartUnique/>
@@ -51,7 +51,7 @@
           <w:r>
             <w:fldChar w:fldCharType="separate"/>
           </w:r>
-          <w:hyperlink w:anchor="_Toc241771609" w:history="1">
+          <w:hyperlink w:anchor="_Toc241773791" w:history="1">
             <w:r>
               <w:rPr>
                 <w:rStyle w:val="Hyperlink"/>
@@ -78,7 +78,7 @@
                 <w:noProof/>
                 <w:webHidden/>
               </w:rPr>
-              <w:instrText xml:space="preserve"> PAGEREF _Toc241771609 \h </w:instrText>
+              <w:instrText xml:space="preserve"> PAGEREF _Toc241773791 \h </w:instrText>
             </w:r>
             <w:r>
               <w:rPr>
@@ -125,7 +125,7 @@
               <w14:ligatures w14:val="standardContextual"/>
             </w:rPr>
           </w:pPr>
-          <w:hyperlink w:anchor="_Toc241771610" w:history="1">
+          <w:hyperlink w:anchor="_Toc241773792" w:history="1">
             <w:r>
               <w:rPr>
                 <w:rStyle w:val="Hyperlink"/>
@@ -152,7 +152,7 @@
                 <w:noProof/>
                 <w:webHidden/>
               </w:rPr>
-              <w:instrText xml:space="preserve"> PAGEREF _Toc241771610 \h </w:instrText>
+              <w:instrText xml:space="preserve"> PAGEREF _Toc241773792 \h </w:instrText>
             </w:r>
             <w:r>
               <w:rPr>
@@ -199,7 +199,7 @@
               <w14:ligatures w14:val="standardContextual"/>
             </w:rPr>
           </w:pPr>
-          <w:hyperlink w:anchor="_Toc241771611" w:history="1">
+          <w:hyperlink w:anchor="_Toc241773793" w:history="1">
             <w:r>
               <w:rPr>
                 <w:rStyle w:val="Hyperlink"/>
@@ -226,7 +226,7 @@
                 <w:noProof/>
                 <w:webHidden/>
               </w:rPr>
-              <w:instrText xml:space="preserve"> PAGEREF _Toc241771611 \h </w:instrText>
+              <w:instrText xml:space="preserve"> PAGEREF _Toc241773793 \h </w:instrText>
             </w:r>
             <w:r>
               <w:rPr>
@@ -273,7 +273,7 @@
               <w14:ligatures w14:val="standardContextual"/>
             </w:rPr>
           </w:pPr>
-          <w:hyperlink w:anchor="_Toc241771612" w:history="1">
+          <w:hyperlink w:anchor="_Toc241773794" w:history="1">
             <w:r>
               <w:rPr>
                 <w:rStyle w:val="Hyperlink"/>
@@ -300,7 +300,7 @@
                 <w:noProof/>
                 <w:webHidden/>
               </w:rPr>
-              <w:instrText xml:space="preserve"> PAGEREF _Toc241771612 \h </w:instrText>
+              <w:instrText xml:space="preserve"> PAGEREF _Toc241773794 \h </w:instrText>
             </w:r>
             <w:r>
               <w:rPr>
@@ -347,7 +347,7 @@
               <w14:ligatures w14:val="standardContextual"/>
             </w:rPr>
           </w:pPr>
-          <w:hyperlink w:anchor="_Toc241771613" w:history="1">
+          <w:hyperlink w:anchor="_Toc241773795" w:history="1">
             <w:r>
               <w:rPr>
                 <w:rStyle w:val="Hyperlink"/>
@@ -374,7 +374,7 @@
                 <w:noProof/>
                 <w:webHidden/>
               </w:rPr>
-              <w:instrText xml:space="preserve"> PAGEREF _Toc241771613 \h </w:instrText>
+              <w:instrText xml:space="preserve"> PAGEREF _Toc241773795 \h </w:instrText>
             </w:r>
             <w:r>
               <w:rPr>
@@ -421,7 +421,7 @@
               <w14:ligatures w14:val="standardContextual"/>
             </w:rPr>
           </w:pPr>
-          <w:hyperlink w:anchor="_Toc241771614" w:history="1">
+          <w:hyperlink w:anchor="_Toc241773796" w:history="1">
             <w:r>
               <w:rPr>
                 <w:rStyle w:val="Hyperlink"/>
@@ -448,7 +448,7 @@
                 <w:noProof/>
                 <w:webHidden/>
               </w:rPr>
-              <w:instrText xml:space="preserve"> PAGEREF _Toc241771614 \h </w:instrText>
+              <w:instrText xml:space="preserve"> PAGEREF _Toc241773796 \h </w:instrText>
             </w:r>
             <w:r>
               <w:rPr>
@@ -495,7 +495,7 @@
               <w14:ligatures w14:val="standardContextual"/>
             </w:rPr>
           </w:pPr>
-          <w:hyperlink w:anchor="_Toc241771615" w:history="1">
+          <w:hyperlink w:anchor="_Toc241773797" w:history="1">
             <w:r>
               <w:rPr>
                 <w:rStyle w:val="Hyperlink"/>
@@ -522,7 +522,7 @@
                 <w:noProof/>
                 <w:webHidden/>
               </w:rPr>
-              <w:instrText xml:space="preserve"> PAGEREF _Toc241771615 \h </w:instrText>
+              <w:instrText xml:space="preserve"> PAGEREF _Toc241773797 \h </w:instrText>
             </w:r>
             <w:r>
               <w:rPr>
@@ -569,7 +569,7 @@
               <w14:ligatures w14:val="standardContextual"/>
             </w:rPr>
           </w:pPr>
-          <w:hyperlink w:anchor="_Toc241771616" w:history="1">
+          <w:hyperlink w:anchor="_Toc241773798" w:history="1">
             <w:r>
               <w:rPr>
                 <w:rStyle w:val="Hyperlink"/>
@@ -596,7 +596,7 @@
                 <w:noProof/>
                 <w:webHidden/>
               </w:rPr>
-              <w:instrText xml:space="preserve"> PAGEREF _Toc241771616 \h </w:instrText>
+              <w:instrText xml:space="preserve"> PAGEREF _Toc241773798 \h </w:instrText>
             </w:r>
             <w:r>
               <w:rPr>
@@ -643,7 +643,7 @@
               <w14:ligatures w14:val="standardContextual"/>
             </w:rPr>
           </w:pPr>
-          <w:hyperlink w:anchor="_Toc241771617" w:history="1">
+          <w:hyperlink w:anchor="_Toc241773799" w:history="1">
             <w:r>
               <w:rPr>
                 <w:rStyle w:val="Hyperlink"/>
@@ -670,7 +670,7 @@
                 <w:noProof/>
                 <w:webHidden/>
               </w:rPr>
-              <w:instrText xml:space="preserve"> PAGEREF _Toc241771617 \h </w:instrText>
+              <w:instrText xml:space="preserve"> PAGEREF _Toc241773799 \h </w:instrText>
             </w:r>
             <w:r>
               <w:rPr>
@@ -713,7 +713,7 @@
         <w:pStyle w:val="Heading1"/>
       </w:pPr>
       <w:bookmarkStart w:id="0" w:name="pre-workshop-readiness-checklist"/>
-      <w:bookmarkStart w:id="1" w:name="_Toc241771609"/>
+      <w:bookmarkStart w:id="1" w:name="_Toc241773791"/>
       <w:r>
         <w:t>Pre-Workshop Readiness Checklist</w:t>
       </w:r>
@@ -778,7 +778,7 @@
         <w:pStyle w:val="Heading2"/>
       </w:pPr>
       <w:bookmarkStart w:id="2" w:name="preparation-timeline"/>
-      <w:bookmarkStart w:id="3" w:name="_Toc241771610"/>
+      <w:bookmarkStart w:id="3" w:name="_Toc241773792"/>
       <w:r>
         <w:t>Preparation timeline</w:t>
       </w:r>
@@ -1243,13 +1243,7 @@
               <w:rPr>
                 <w:sz w:val="19"/>
               </w:rPr>
-              <w:t xml:space="preserve"> </w:t>
-            </w:r>
-            <w:r>
-              <w:rPr>
-                <w:sz w:val="19"/>
-              </w:rPr>
-              <w:t xml:space="preserve">in your facilitator tenant and insert it on that exercise's </w:t>
+              <w:t xml:space="preserve"> in your facilitator tenant and insert it on that exercise's </w:t>
             </w:r>
             <w:r>
               <w:rPr>
@@ -1372,13 +1366,7 @@
               <w:rPr>
                 <w:sz w:val="19"/>
               </w:rPr>
-              <w:t xml:space="preserve"> </w:t>
-            </w:r>
-            <w:r>
-              <w:rPr>
-                <w:sz w:val="19"/>
-              </w:rPr>
-              <w:t xml:space="preserve">the Exercise 3 browser prompt (accept the consent notice). Print credential handouts and the </w:t>
+              <w:t xml:space="preserve"> the Exercise 3 browser prompt (accept the consent notice). Print credential handouts and the </w:t>
             </w:r>
             <w:hyperlink r:id="rId10">
               <w:r>
@@ -1575,7 +1563,7 @@
         <w:pStyle w:val="Heading2"/>
       </w:pPr>
       <w:bookmarkStart w:id="4" w:name="cost-planning"/>
-      <w:bookmarkStart w:id="5" w:name="_Toc241771611"/>
+      <w:bookmarkStart w:id="5" w:name="_Toc241773793"/>
       <w:bookmarkEnd w:id="2"/>
       <w:r>
         <w:t>Cost planning</w:t>
@@ -1694,10 +1682,7 @@
         <w:t>pause every schedule the day after</w:t>
       </w:r>
       <w:r>
-        <w:t xml:space="preserve">. A low limit doesn't block access: people can work until they </w:t>
-      </w:r>
-      <w:r>
-        <w:t>reach it. To remove someone's access, take them out of the policy's scope instead.</w:t>
+        <w:t>. A low limit doesn't block access: people can work until they reach it. To remove someone's access, take them out of the policy's scope instead.</w:t>
       </w:r>
     </w:p>
     <w:p>
@@ -1775,10 +1760,7 @@
         <w:t>/cost</w:t>
       </w:r>
       <w:r>
-        <w:t xml:space="preserve"> in a task (taught at the end of Exercise 1) </w:t>
-      </w:r>
-      <w:r>
-        <w:t>to see the approximate credits it used and what's left of their monthly limit. For the official totals, use the Copilot Credits reports in the Microsoft 365 admin center.</w:t>
+        <w:t xml:space="preserve"> in a task (taught at the end of Exercise 1) to see the approximate credits it used and what's left of their monthly limit. For the official totals, use the Copilot Credits reports in the Microsoft 365 admin center.</w:t>
       </w:r>
     </w:p>
     <w:p>
@@ -1786,7 +1768,7 @@
         <w:pStyle w:val="Heading2"/>
       </w:pPr>
       <w:bookmarkStart w:id="6" w:name="X26afd18925ecd972192f69d7821188544492b05"/>
-      <w:bookmarkStart w:id="7" w:name="_Toc241771612"/>
+      <w:bookmarkStart w:id="7" w:name="_Toc241773794"/>
       <w:bookmarkEnd w:id="4"/>
       <w:r>
         <w:t>Plan B — if Cowork is down for the whole room</w:t>
@@ -1915,7 +1897,7 @@
         <w:pStyle w:val="Heading2"/>
       </w:pPr>
       <w:bookmarkStart w:id="8" w:name="Xb75ebb7955b3d09d1e310be1bac89915d98d77c"/>
-      <w:bookmarkStart w:id="9" w:name="_Toc241771613"/>
+      <w:bookmarkStart w:id="9" w:name="_Toc241773795"/>
       <w:bookmarkEnd w:id="6"/>
       <w:r>
         <w:t>For the host / tenant admin (do this before the workshop)</w:t>
@@ -2279,10 +2261,7 @@
         <w:t>Customize → Plugins</w:t>
       </w:r>
       <w:r>
-        <w:t xml:space="preserve"> </w:t>
-      </w:r>
-      <w:r>
-        <w:t>live. Otherwise the deck's screenshot is enough. Don't add plugins to the attendee tenant.</w:t>
+        <w:t xml:space="preserve"> live. Otherwise the deck's screenshot is enough. Don't add plugins to the attendee tenant.</w:t>
       </w:r>
     </w:p>
     <w:p>
@@ -2370,10 +2349,7 @@
         <w:t>3 meetings</w:t>
       </w:r>
       <w:r>
-        <w:t xml:space="preserve"> (including the deliberate Thursday conflict), and </w:t>
-      </w:r>
-      <w:r>
-        <w:t xml:space="preserve">the short </w:t>
+        <w:t xml:space="preserve"> (including the deliberate Thursday conflict), and the short </w:t>
       </w:r>
       <w:r>
         <w:rPr>
@@ -2494,10 +2470,7 @@
         <w:t>App</w:t>
       </w:r>
       <w:r>
-        <w:t xml:space="preserve"> skill; </w:t>
-      </w:r>
-      <w:r>
-        <w:t>not required for the core exercises.</w:t>
+        <w:t xml:space="preserve"> skill; not required for the core exercises.</w:t>
       </w:r>
     </w:p>
     <w:p>
@@ -2527,7 +2500,7 @@
         <w:pStyle w:val="Heading2"/>
       </w:pPr>
       <w:bookmarkStart w:id="10" w:name="X9e7f43dc51ce66ccd050059b76bb488050dc40c"/>
-      <w:bookmarkStart w:id="11" w:name="_Toc241771614"/>
+      <w:bookmarkStart w:id="11" w:name="_Toc241773796"/>
       <w:bookmarkEnd w:id="8"/>
       <w:r>
         <w:t>For attendees (during setup, first 20 minutes)</w:t>
@@ -2642,17 +2615,17 @@
         </w:numPr>
       </w:pPr>
       <w:r>
-        <w:t xml:space="preserve">I copied the </w:t>
-      </w:r>
-      <w:r>
-        <w:rPr>
-          <w:b/>
-          <w:bCs/>
-        </w:rPr>
-        <w:t>sample-knowledge</w:t>
-      </w:r>
-      <w:r>
-        <w:t xml:space="preserve"> files from the shared location into my </w:t>
+        <w:t xml:space="preserve">I downloaded </w:t>
+      </w:r>
+      <w:r>
+        <w:rPr>
+          <w:b/>
+          <w:bCs/>
+        </w:rPr>
+        <w:t>zava-sample-knowledge.zip</w:t>
+      </w:r>
+      <w:r>
+        <w:t xml:space="preserve"> from the shared location, extracted it, and uploaded the six files into my </w:t>
       </w:r>
       <w:r>
         <w:rPr>
@@ -2734,7 +2707,7 @@
         <w:pStyle w:val="Heading2"/>
       </w:pPr>
       <w:bookmarkStart w:id="12" w:name="shared-tenant-etiquette"/>
-      <w:bookmarkStart w:id="13" w:name="_Toc241771615"/>
+      <w:bookmarkStart w:id="13" w:name="_Toc241773797"/>
       <w:bookmarkEnd w:id="10"/>
       <w:r>
         <w:t>Shared-tenant etiquette</w:t>
@@ -2760,10 +2733,7 @@
         <w:t>OneDrive, drafts, and skills</w:t>
       </w:r>
       <w:r>
-        <w:t xml:space="preserve"> </w:t>
-      </w:r>
-      <w:r>
-        <w:t xml:space="preserve">are tied to </w:t>
+        <w:t xml:space="preserve"> are tied to </w:t>
       </w:r>
       <w:r>
         <w:rPr>
@@ -2807,6 +2777,7 @@
         </w:numPr>
       </w:pPr>
       <w:r>
+        <w:lastRenderedPageBreak/>
         <w:t xml:space="preserve">Use </w:t>
       </w:r>
       <w:r>
@@ -2825,10 +2796,9 @@
         <w:pStyle w:val="Heading2"/>
       </w:pPr>
       <w:bookmarkStart w:id="14" w:name="if-something-isnt-ready"/>
-      <w:bookmarkStart w:id="15" w:name="_Toc241771616"/>
+      <w:bookmarkStart w:id="15" w:name="_Toc241773798"/>
       <w:bookmarkEnd w:id="12"/>
       <w:r>
-        <w:lastRenderedPageBreak/>
         <w:t>If something isn't ready</w:t>
       </w:r>
       <w:bookmarkEnd w:id="15"/>
@@ -2869,10 +2839,7 @@
         <w:t>facilitator demo</w:t>
       </w:r>
       <w:r>
-        <w:t xml:space="preserve"> </w:t>
-      </w:r>
-      <w:r>
-        <w:t xml:space="preserve">(fallback follow-along), checking results against the </w:t>
+        <w:t xml:space="preserve"> (fallback follow-along), checking results against the </w:t>
       </w:r>
       <w:hyperlink r:id="rId21">
         <w:r>
@@ -2962,7 +2929,7 @@
         <w:pStyle w:val="Heading2"/>
       </w:pPr>
       <w:bookmarkStart w:id="16" w:name="X05d7d62746bec70b3198d1bb50c6b714cd7330c"/>
-      <w:bookmarkStart w:id="17" w:name="_Toc241771617"/>
+      <w:bookmarkStart w:id="17" w:name="_Toc241773799"/>
       <w:bookmarkEnd w:id="14"/>
       <w:r>
         <w:t>Quick reference: what each prerequisite unlocks</w:t>
@@ -3392,7 +3359,7 @@
   <w:abstractNum w:abstractNumId="0" w15:restartNumberingAfterBreak="0">
     <w:nsid w:val="0000A990"/>
     <w:multiLevelType w:val="multilevel"/>
-    <w:tmpl w:val="CDCCABCC"/>
+    <w:tmpl w:val="FF0AED30"/>
     <w:lvl w:ilvl="0">
       <w:numFmt w:val="bullet"/>
       <w:lvlText w:val=" "/>
@@ -3469,7 +3436,7 @@
   <w:abstractNum w:abstractNumId="1" w15:restartNumberingAfterBreak="0">
     <w:nsid w:val="0000A991"/>
     <w:multiLevelType w:val="multilevel"/>
-    <w:tmpl w:val="77E29ACA"/>
+    <w:tmpl w:val="DFA8F4AC"/>
     <w:lvl w:ilvl="0">
       <w:numFmt w:val="bullet"/>
       <w:lvlText w:val=""/>
@@ -3573,7 +3540,7 @@
   <w:abstractNum w:abstractNumId="2" w15:restartNumberingAfterBreak="0">
     <w:nsid w:val="0000A992"/>
     <w:multiLevelType w:val="multilevel"/>
-    <w:tmpl w:val="87BA6F6A"/>
+    <w:tmpl w:val="68C8605E"/>
     <w:lvl w:ilvl="0">
       <w:numFmt w:val="bullet"/>
       <w:lvlText w:val="☐"/>
@@ -3650,7 +3617,7 @@
   <w:abstractNum w:abstractNumId="3" w15:restartNumberingAfterBreak="0">
     <w:nsid w:val="00A99411"/>
     <w:multiLevelType w:val="multilevel"/>
-    <w:tmpl w:val="B076246E"/>
+    <w:tmpl w:val="7F706070"/>
     <w:lvl w:ilvl="0">
       <w:start w:val="1"/>
       <w:numFmt w:val="decimal"/>
@@ -3733,13 +3700,13 @@
       </w:pPr>
     </w:lvl>
   </w:abstractNum>
-  <w:num w:numId="1" w16cid:durableId="1388140176">
+  <w:num w:numId="1" w16cid:durableId="743994895">
     <w:abstractNumId w:val="0"/>
   </w:num>
-  <w:num w:numId="2" w16cid:durableId="1096244024">
+  <w:num w:numId="2" w16cid:durableId="788400245">
     <w:abstractNumId w:val="1"/>
   </w:num>
-  <w:num w:numId="3" w16cid:durableId="1833520132">
+  <w:num w:numId="3" w16cid:durableId="353268861">
     <w:abstractNumId w:val="3"/>
     <w:lvlOverride w:ilvl="0">
       <w:startOverride w:val="1"/>
@@ -3769,70 +3736,70 @@
       <w:startOverride w:val="1"/>
     </w:lvlOverride>
   </w:num>
-  <w:num w:numId="4" w16cid:durableId="366218373">
+  <w:num w:numId="4" w16cid:durableId="2323142">
     <w:abstractNumId w:val="2"/>
   </w:num>
-  <w:num w:numId="5" w16cid:durableId="1079790698">
+  <w:num w:numId="5" w16cid:durableId="1807508721">
     <w:abstractNumId w:val="2"/>
   </w:num>
-  <w:num w:numId="6" w16cid:durableId="234173845">
+  <w:num w:numId="6" w16cid:durableId="239871596">
     <w:abstractNumId w:val="2"/>
   </w:num>
-  <w:num w:numId="7" w16cid:durableId="13313446">
+  <w:num w:numId="7" w16cid:durableId="1885213302">
     <w:abstractNumId w:val="2"/>
   </w:num>
-  <w:num w:numId="8" w16cid:durableId="831406607">
+  <w:num w:numId="8" w16cid:durableId="666639140">
     <w:abstractNumId w:val="2"/>
   </w:num>
-  <w:num w:numId="9" w16cid:durableId="453645568">
+  <w:num w:numId="9" w16cid:durableId="476455744">
     <w:abstractNumId w:val="2"/>
   </w:num>
-  <w:num w:numId="10" w16cid:durableId="905916022">
+  <w:num w:numId="10" w16cid:durableId="1255355840">
     <w:abstractNumId w:val="2"/>
   </w:num>
-  <w:num w:numId="11" w16cid:durableId="95058581">
+  <w:num w:numId="11" w16cid:durableId="1932161370">
     <w:abstractNumId w:val="2"/>
   </w:num>
-  <w:num w:numId="12" w16cid:durableId="137693831">
+  <w:num w:numId="12" w16cid:durableId="1674530343">
     <w:abstractNumId w:val="2"/>
   </w:num>
-  <w:num w:numId="13" w16cid:durableId="1839075948">
+  <w:num w:numId="13" w16cid:durableId="113252675">
     <w:abstractNumId w:val="2"/>
   </w:num>
-  <w:num w:numId="14" w16cid:durableId="370806866">
+  <w:num w:numId="14" w16cid:durableId="1191336041">
     <w:abstractNumId w:val="2"/>
   </w:num>
-  <w:num w:numId="15" w16cid:durableId="1304314614">
+  <w:num w:numId="15" w16cid:durableId="73673121">
     <w:abstractNumId w:val="2"/>
   </w:num>
-  <w:num w:numId="16" w16cid:durableId="1978490217">
+  <w:num w:numId="16" w16cid:durableId="1188444802">
     <w:abstractNumId w:val="2"/>
   </w:num>
-  <w:num w:numId="17" w16cid:durableId="599332957">
+  <w:num w:numId="17" w16cid:durableId="150996367">
     <w:abstractNumId w:val="2"/>
   </w:num>
-  <w:num w:numId="18" w16cid:durableId="1052532856">
+  <w:num w:numId="18" w16cid:durableId="134882126">
     <w:abstractNumId w:val="2"/>
   </w:num>
-  <w:num w:numId="19" w16cid:durableId="1740520703">
+  <w:num w:numId="19" w16cid:durableId="54864633">
     <w:abstractNumId w:val="2"/>
   </w:num>
-  <w:num w:numId="20" w16cid:durableId="1953707011">
+  <w:num w:numId="20" w16cid:durableId="1777629302">
     <w:abstractNumId w:val="2"/>
   </w:num>
-  <w:num w:numId="21" w16cid:durableId="2131585304">
+  <w:num w:numId="21" w16cid:durableId="916210063">
     <w:abstractNumId w:val="2"/>
   </w:num>
-  <w:num w:numId="22" w16cid:durableId="1031688563">
+  <w:num w:numId="22" w16cid:durableId="661736326">
     <w:abstractNumId w:val="2"/>
   </w:num>
-  <w:num w:numId="23" w16cid:durableId="129522888">
+  <w:num w:numId="23" w16cid:durableId="907111716">
     <w:abstractNumId w:val="2"/>
   </w:num>
-  <w:num w:numId="24" w16cid:durableId="1342581475">
+  <w:num w:numId="24" w16cid:durableId="770080079">
     <w:abstractNumId w:val="1"/>
   </w:num>
-  <w:num w:numId="25" w16cid:durableId="398984158">
+  <w:num w:numId="25" w16cid:durableId="1417552680">
     <w:abstractNumId w:val="1"/>
   </w:num>
 </w:numbering>
@@ -5083,7 +5050,7 @@
     <w:next w:val="Normal"/>
     <w:autoRedefine/>
     <w:uiPriority w:val="39"/>
-    <w:rsid w:val="000C63F1"/>
+    <w:rsid w:val="00F515AA"/>
     <w:pPr>
       <w:spacing w:after="100"/>
     </w:pPr>
@@ -5094,7 +5061,7 @@
     <w:next w:val="Normal"/>
     <w:autoRedefine/>
     <w:uiPriority w:val="39"/>
-    <w:rsid w:val="000C63F1"/>
+    <w:rsid w:val="00F515AA"/>
     <w:pPr>
       <w:spacing w:after="100"/>
       <w:ind w:left="210"/>
@@ -5104,7 +5071,7 @@
     <w:name w:val="header"/>
     <w:basedOn w:val="Normal"/>
     <w:link w:val="HeaderChar"/>
-    <w:rsid w:val="000C63F1"/>
+    <w:rsid w:val="00F515AA"/>
     <w:pPr>
       <w:tabs>
         <w:tab w:val="center" w:pos="4513"/>
@@ -5117,7 +5084,7 @@
     <w:name w:val="Header Char"/>
     <w:basedOn w:val="DefaultParagraphFont"/>
     <w:link w:val="Header"/>
-    <w:rsid w:val="000C63F1"/>
+    <w:rsid w:val="00F515AA"/>
     <w:rPr>
       <w:rFonts w:ascii="Segoe UI" w:eastAsia="Segoe UI" w:hAnsi="Segoe UI" w:cs="Segoe UI"/>
       <w:color w:val="242424"/>
@@ -5128,7 +5095,7 @@
     <w:name w:val="footer"/>
     <w:basedOn w:val="Normal"/>
     <w:link w:val="FooterChar"/>
-    <w:rsid w:val="000C63F1"/>
+    <w:rsid w:val="00F515AA"/>
     <w:pPr>
       <w:tabs>
         <w:tab w:val="center" w:pos="4513"/>
@@ -5141,7 +5108,7 @@
     <w:name w:val="Footer Char"/>
     <w:basedOn w:val="DefaultParagraphFont"/>
     <w:link w:val="Footer"/>
-    <w:rsid w:val="000C63F1"/>
+    <w:rsid w:val="00F515AA"/>
     <w:rPr>
       <w:rFonts w:ascii="Segoe UI" w:eastAsia="Segoe UI" w:hAnsi="Segoe UI" w:cs="Segoe UI"/>
       <w:color w:val="242424"/>

--- a/readiness-checklist.docx
+++ b/readiness-checklist.docx
@@ -10,7 +10,7 @@
           <w:sz w:val="21"/>
           <w:szCs w:val="24"/>
         </w:rPr>
-        <w:id w:val="-1078515730"/>
+        <w:id w:val="-985545623"/>
         <w:docPartObj>
           <w:docPartGallery w:val="Table of Contents"/>
           <w:docPartUnique/>
@@ -51,7 +51,7 @@
           <w:r>
             <w:fldChar w:fldCharType="separate"/>
           </w:r>
-          <w:hyperlink w:anchor="_Toc241754185" w:history="1">
+          <w:hyperlink w:anchor="_Toc241858826" w:history="1">
             <w:r>
               <w:rPr>
                 <w:rStyle w:val="Hyperlink"/>
@@ -78,7 +78,7 @@
                 <w:noProof/>
                 <w:webHidden/>
               </w:rPr>
-              <w:instrText xml:space="preserve"> PAGEREF _Toc241754185 \h </w:instrText>
+              <w:instrText xml:space="preserve"> PAGEREF _Toc241858826 \h </w:instrText>
             </w:r>
             <w:r>
               <w:rPr>
@@ -125,7 +125,7 @@
               <w14:ligatures w14:val="standardContextual"/>
             </w:rPr>
           </w:pPr>
-          <w:hyperlink w:anchor="_Toc241754186" w:history="1">
+          <w:hyperlink w:anchor="_Toc241858827" w:history="1">
             <w:r>
               <w:rPr>
                 <w:rStyle w:val="Hyperlink"/>
@@ -152,7 +152,7 @@
                 <w:noProof/>
                 <w:webHidden/>
               </w:rPr>
-              <w:instrText xml:space="preserve"> PAGEREF _Toc241754186 \h </w:instrText>
+              <w:instrText xml:space="preserve"> PAGEREF _Toc241858827 \h </w:instrText>
             </w:r>
             <w:r>
               <w:rPr>
@@ -199,7 +199,7 @@
               <w14:ligatures w14:val="standardContextual"/>
             </w:rPr>
           </w:pPr>
-          <w:hyperlink w:anchor="_Toc241754187" w:history="1">
+          <w:hyperlink w:anchor="_Toc241858828" w:history="1">
             <w:r>
               <w:rPr>
                 <w:rStyle w:val="Hyperlink"/>
@@ -226,7 +226,7 @@
                 <w:noProof/>
                 <w:webHidden/>
               </w:rPr>
-              <w:instrText xml:space="preserve"> PAGEREF _Toc241754187 \h </w:instrText>
+              <w:instrText xml:space="preserve"> PAGEREF _Toc241858828 \h </w:instrText>
             </w:r>
             <w:r>
               <w:rPr>
@@ -273,7 +273,7 @@
               <w14:ligatures w14:val="standardContextual"/>
             </w:rPr>
           </w:pPr>
-          <w:hyperlink w:anchor="_Toc241754188" w:history="1">
+          <w:hyperlink w:anchor="_Toc241858829" w:history="1">
             <w:r>
               <w:rPr>
                 <w:rStyle w:val="Hyperlink"/>
@@ -300,7 +300,7 @@
                 <w:noProof/>
                 <w:webHidden/>
               </w:rPr>
-              <w:instrText xml:space="preserve"> PAGEREF _Toc241754188 \h </w:instrText>
+              <w:instrText xml:space="preserve"> PAGEREF _Toc241858829 \h </w:instrText>
             </w:r>
             <w:r>
               <w:rPr>
@@ -347,7 +347,7 @@
               <w14:ligatures w14:val="standardContextual"/>
             </w:rPr>
           </w:pPr>
-          <w:hyperlink w:anchor="_Toc241754189" w:history="1">
+          <w:hyperlink w:anchor="_Toc241858830" w:history="1">
             <w:r>
               <w:rPr>
                 <w:rStyle w:val="Hyperlink"/>
@@ -374,7 +374,7 @@
                 <w:noProof/>
                 <w:webHidden/>
               </w:rPr>
-              <w:instrText xml:space="preserve"> PAGEREF _Toc241754189 \h </w:instrText>
+              <w:instrText xml:space="preserve"> PAGEREF _Toc241858830 \h </w:instrText>
             </w:r>
             <w:r>
               <w:rPr>
@@ -421,7 +421,7 @@
               <w14:ligatures w14:val="standardContextual"/>
             </w:rPr>
           </w:pPr>
-          <w:hyperlink w:anchor="_Toc241754190" w:history="1">
+          <w:hyperlink w:anchor="_Toc241858831" w:history="1">
             <w:r>
               <w:rPr>
                 <w:rStyle w:val="Hyperlink"/>
@@ -448,7 +448,7 @@
                 <w:noProof/>
                 <w:webHidden/>
               </w:rPr>
-              <w:instrText xml:space="preserve"> PAGEREF _Toc241754190 \h </w:instrText>
+              <w:instrText xml:space="preserve"> PAGEREF _Toc241858831 \h </w:instrText>
             </w:r>
             <w:r>
               <w:rPr>
@@ -495,7 +495,7 @@
               <w14:ligatures w14:val="standardContextual"/>
             </w:rPr>
           </w:pPr>
-          <w:hyperlink w:anchor="_Toc241754191" w:history="1">
+          <w:hyperlink w:anchor="_Toc241858832" w:history="1">
             <w:r>
               <w:rPr>
                 <w:rStyle w:val="Hyperlink"/>
@@ -522,7 +522,7 @@
                 <w:noProof/>
                 <w:webHidden/>
               </w:rPr>
-              <w:instrText xml:space="preserve"> PAGEREF _Toc241754191 \h </w:instrText>
+              <w:instrText xml:space="preserve"> PAGEREF _Toc241858832 \h </w:instrText>
             </w:r>
             <w:r>
               <w:rPr>
@@ -569,7 +569,7 @@
               <w14:ligatures w14:val="standardContextual"/>
             </w:rPr>
           </w:pPr>
-          <w:hyperlink w:anchor="_Toc241754192" w:history="1">
+          <w:hyperlink w:anchor="_Toc241858833" w:history="1">
             <w:r>
               <w:rPr>
                 <w:rStyle w:val="Hyperlink"/>
@@ -596,7 +596,7 @@
                 <w:noProof/>
                 <w:webHidden/>
               </w:rPr>
-              <w:instrText xml:space="preserve"> PAGEREF _Toc241754192 \h </w:instrText>
+              <w:instrText xml:space="preserve"> PAGEREF _Toc241858833 \h </w:instrText>
             </w:r>
             <w:r>
               <w:rPr>
@@ -643,7 +643,7 @@
               <w14:ligatures w14:val="standardContextual"/>
             </w:rPr>
           </w:pPr>
-          <w:hyperlink w:anchor="_Toc241754193" w:history="1">
+          <w:hyperlink w:anchor="_Toc241858834" w:history="1">
             <w:r>
               <w:rPr>
                 <w:rStyle w:val="Hyperlink"/>
@@ -670,7 +670,7 @@
                 <w:noProof/>
                 <w:webHidden/>
               </w:rPr>
-              <w:instrText xml:space="preserve"> PAGEREF _Toc241754193 \h </w:instrText>
+              <w:instrText xml:space="preserve"> PAGEREF _Toc241858834 \h </w:instrText>
             </w:r>
             <w:r>
               <w:rPr>
@@ -713,7 +713,7 @@
         <w:pStyle w:val="Heading1"/>
       </w:pPr>
       <w:bookmarkStart w:id="0" w:name="pre-workshop-readiness-checklist"/>
-      <w:bookmarkStart w:id="1" w:name="_Toc241754185"/>
+      <w:bookmarkStart w:id="1" w:name="_Toc241858826"/>
       <w:r>
         <w:t>Pre-Workshop Readiness Checklist</w:t>
       </w:r>
@@ -778,7 +778,7 @@
         <w:pStyle w:val="Heading2"/>
       </w:pPr>
       <w:bookmarkStart w:id="2" w:name="preparation-timeline"/>
-      <w:bookmarkStart w:id="3" w:name="_Toc241754186"/>
+      <w:bookmarkStart w:id="3" w:name="_Toc241858827"/>
       <w:r>
         <w:t>Preparation timeline</w:t>
       </w:r>
@@ -1444,7 +1444,7 @@
         <w:pStyle w:val="Heading2"/>
       </w:pPr>
       <w:bookmarkStart w:id="4" w:name="cost-planning"/>
-      <w:bookmarkStart w:id="5" w:name="_Toc241754187"/>
+      <w:bookmarkStart w:id="5" w:name="_Toc241858828"/>
       <w:bookmarkEnd w:id="2"/>
       <w:r>
         <w:lastRenderedPageBreak/>
@@ -1623,7 +1623,7 @@
         <w:pStyle w:val="Heading2"/>
       </w:pPr>
       <w:bookmarkStart w:id="6" w:name="X26afd18925ecd972192f69d7821188544492b05"/>
-      <w:bookmarkStart w:id="7" w:name="_Toc241754188"/>
+      <w:bookmarkStart w:id="7" w:name="_Toc241858829"/>
       <w:bookmarkEnd w:id="4"/>
       <w:r>
         <w:t>Plan B — if Cowork is down for the whole room</w:t>
@@ -1752,7 +1752,7 @@
         <w:pStyle w:val="Heading2"/>
       </w:pPr>
       <w:bookmarkStart w:id="8" w:name="Xb75ebb7955b3d09d1e310be1bac89915d98d77c"/>
-      <w:bookmarkStart w:id="9" w:name="_Toc241754189"/>
+      <w:bookmarkStart w:id="9" w:name="_Toc241858830"/>
       <w:bookmarkEnd w:id="6"/>
       <w:r>
         <w:t>For the host / tenant admin (do this before the workshop)</w:t>
@@ -2151,7 +2151,16 @@
         <w:t>zava-sample-knowledge.zip</w:t>
       </w:r>
       <w:r>
-        <w:t xml:space="preserve"> (the six Word and Excel sample files) to a shared location every attendee account can reach (a </w:t>
+        <w:t xml:space="preserve"> (the six Word and Excel sample files, in an </w:t>
+      </w:r>
+      <w:r>
+        <w:rPr>
+          <w:rStyle w:val="VerbatimChar"/>
+        </w:rPr>
+        <w:t>ai_hr_cowork_workshop</w:t>
+      </w:r>
+      <w:r>
+        <w:t xml:space="preserve"> folder) to a shared location every attendee account can reach (a </w:t>
       </w:r>
       <w:r>
         <w:rPr>
@@ -2270,10 +2279,7 @@
         <w:t>pause/delete the schedules</w:t>
       </w:r>
       <w:r>
-        <w:t xml:space="preserve"> </w:t>
-      </w:r>
-      <w:r>
-        <w:t>created in Exercises 1 and 7 so they stop consuming usage.</w:t>
+        <w:t xml:space="preserve"> created in Exercises 1 and 7 so they stop consuming usage.</w:t>
       </w:r>
     </w:p>
     <w:p>
@@ -2364,7 +2370,7 @@
         <w:pStyle w:val="Heading2"/>
       </w:pPr>
       <w:bookmarkStart w:id="10" w:name="X9e7f43dc51ce66ccd050059b76bb488050dc40c"/>
-      <w:bookmarkStart w:id="11" w:name="_Toc241754190"/>
+      <w:bookmarkStart w:id="11" w:name="_Toc241858831"/>
       <w:bookmarkEnd w:id="8"/>
       <w:r>
         <w:t>For attendees (during setup, first 20 minutes)</w:t>
@@ -2574,7 +2580,7 @@
         <w:pStyle w:val="Heading2"/>
       </w:pPr>
       <w:bookmarkStart w:id="12" w:name="shared-tenant-etiquette"/>
-      <w:bookmarkStart w:id="13" w:name="_Toc241754191"/>
+      <w:bookmarkStart w:id="13" w:name="_Toc241858832"/>
       <w:bookmarkEnd w:id="10"/>
       <w:r>
         <w:t>Shared-tenant etiquette</w:t>
@@ -2665,7 +2671,7 @@
         <w:pStyle w:val="Heading2"/>
       </w:pPr>
       <w:bookmarkStart w:id="14" w:name="if-something-isnt-ready"/>
-      <w:bookmarkStart w:id="15" w:name="_Toc241754192"/>
+      <w:bookmarkStart w:id="15" w:name="_Toc241858833"/>
       <w:bookmarkEnd w:id="12"/>
       <w:r>
         <w:t>If something isn't ready</w:t>
@@ -2798,7 +2804,7 @@
         <w:pStyle w:val="Heading2"/>
       </w:pPr>
       <w:bookmarkStart w:id="16" w:name="X05d7d62746bec70b3198d1bb50c6b714cd7330c"/>
-      <w:bookmarkStart w:id="17" w:name="_Toc241754193"/>
+      <w:bookmarkStart w:id="17" w:name="_Toc241858834"/>
       <w:bookmarkEnd w:id="14"/>
       <w:r>
         <w:lastRenderedPageBreak/>
@@ -3229,7 +3235,7 @@
   <w:abstractNum w:abstractNumId="0" w15:restartNumberingAfterBreak="0">
     <w:nsid w:val="0000A990"/>
     <w:multiLevelType w:val="multilevel"/>
-    <w:tmpl w:val="321A56A0"/>
+    <w:tmpl w:val="2CD65FF4"/>
     <w:lvl w:ilvl="0">
       <w:numFmt w:val="bullet"/>
       <w:lvlText w:val=" "/>
@@ -3306,7 +3312,7 @@
   <w:abstractNum w:abstractNumId="1" w15:restartNumberingAfterBreak="0">
     <w:nsid w:val="0000A991"/>
     <w:multiLevelType w:val="multilevel"/>
-    <w:tmpl w:val="4C8620CC"/>
+    <w:tmpl w:val="FCF4B900"/>
     <w:lvl w:ilvl="0">
       <w:numFmt w:val="bullet"/>
       <w:lvlText w:val=""/>
@@ -3410,7 +3416,7 @@
   <w:abstractNum w:abstractNumId="2" w15:restartNumberingAfterBreak="0">
     <w:nsid w:val="0000A992"/>
     <w:multiLevelType w:val="multilevel"/>
-    <w:tmpl w:val="1FFC66B6"/>
+    <w:tmpl w:val="FFC6D7FE"/>
     <w:lvl w:ilvl="0">
       <w:numFmt w:val="bullet"/>
       <w:lvlText w:val="☐"/>
@@ -3487,7 +3493,7 @@
   <w:abstractNum w:abstractNumId="3" w15:restartNumberingAfterBreak="0">
     <w:nsid w:val="00A99411"/>
     <w:multiLevelType w:val="multilevel"/>
-    <w:tmpl w:val="18C6C646"/>
+    <w:tmpl w:val="CD7CA2EC"/>
     <w:lvl w:ilvl="0">
       <w:start w:val="1"/>
       <w:numFmt w:val="decimal"/>
@@ -3570,13 +3576,13 @@
       </w:pPr>
     </w:lvl>
   </w:abstractNum>
-  <w:num w:numId="1" w16cid:durableId="107353869">
+  <w:num w:numId="1" w16cid:durableId="899099499">
     <w:abstractNumId w:val="0"/>
   </w:num>
-  <w:num w:numId="2" w16cid:durableId="462118674">
+  <w:num w:numId="2" w16cid:durableId="129564987">
     <w:abstractNumId w:val="1"/>
   </w:num>
-  <w:num w:numId="3" w16cid:durableId="1868172675">
+  <w:num w:numId="3" w16cid:durableId="1532107029">
     <w:abstractNumId w:val="3"/>
     <w:lvlOverride w:ilvl="0">
       <w:startOverride w:val="1"/>
@@ -3606,70 +3612,70 @@
       <w:startOverride w:val="1"/>
     </w:lvlOverride>
   </w:num>
-  <w:num w:numId="4" w16cid:durableId="1000304880">
+  <w:num w:numId="4" w16cid:durableId="1657494682">
     <w:abstractNumId w:val="2"/>
   </w:num>
-  <w:num w:numId="5" w16cid:durableId="2118020205">
+  <w:num w:numId="5" w16cid:durableId="2031755577">
     <w:abstractNumId w:val="2"/>
   </w:num>
-  <w:num w:numId="6" w16cid:durableId="843739045">
+  <w:num w:numId="6" w16cid:durableId="1473672047">
     <w:abstractNumId w:val="2"/>
   </w:num>
-  <w:num w:numId="7" w16cid:durableId="201796830">
+  <w:num w:numId="7" w16cid:durableId="249042667">
     <w:abstractNumId w:val="2"/>
   </w:num>
-  <w:num w:numId="8" w16cid:durableId="1590119991">
+  <w:num w:numId="8" w16cid:durableId="1858884488">
     <w:abstractNumId w:val="2"/>
   </w:num>
-  <w:num w:numId="9" w16cid:durableId="1522474876">
+  <w:num w:numId="9" w16cid:durableId="487793256">
     <w:abstractNumId w:val="2"/>
   </w:num>
-  <w:num w:numId="10" w16cid:durableId="234511345">
+  <w:num w:numId="10" w16cid:durableId="900140312">
     <w:abstractNumId w:val="2"/>
   </w:num>
-  <w:num w:numId="11" w16cid:durableId="245119434">
+  <w:num w:numId="11" w16cid:durableId="136842951">
     <w:abstractNumId w:val="2"/>
   </w:num>
-  <w:num w:numId="12" w16cid:durableId="1458907688">
+  <w:num w:numId="12" w16cid:durableId="898398052">
     <w:abstractNumId w:val="2"/>
   </w:num>
-  <w:num w:numId="13" w16cid:durableId="26488450">
+  <w:num w:numId="13" w16cid:durableId="711921789">
     <w:abstractNumId w:val="2"/>
   </w:num>
-  <w:num w:numId="14" w16cid:durableId="400639901">
+  <w:num w:numId="14" w16cid:durableId="689453787">
     <w:abstractNumId w:val="2"/>
   </w:num>
-  <w:num w:numId="15" w16cid:durableId="2121407948">
+  <w:num w:numId="15" w16cid:durableId="957565777">
     <w:abstractNumId w:val="2"/>
   </w:num>
-  <w:num w:numId="16" w16cid:durableId="94400524">
+  <w:num w:numId="16" w16cid:durableId="47120410">
     <w:abstractNumId w:val="2"/>
   </w:num>
-  <w:num w:numId="17" w16cid:durableId="1858076907">
+  <w:num w:numId="17" w16cid:durableId="262690990">
     <w:abstractNumId w:val="2"/>
   </w:num>
-  <w:num w:numId="18" w16cid:durableId="413823016">
+  <w:num w:numId="18" w16cid:durableId="33966967">
     <w:abstractNumId w:val="2"/>
   </w:num>
-  <w:num w:numId="19" w16cid:durableId="1802646175">
+  <w:num w:numId="19" w16cid:durableId="1623997666">
     <w:abstractNumId w:val="2"/>
   </w:num>
-  <w:num w:numId="20" w16cid:durableId="1010838224">
+  <w:num w:numId="20" w16cid:durableId="656999047">
     <w:abstractNumId w:val="2"/>
   </w:num>
-  <w:num w:numId="21" w16cid:durableId="1726370299">
+  <w:num w:numId="21" w16cid:durableId="328095654">
     <w:abstractNumId w:val="2"/>
   </w:num>
-  <w:num w:numId="22" w16cid:durableId="313267892">
+  <w:num w:numId="22" w16cid:durableId="690841115">
     <w:abstractNumId w:val="2"/>
   </w:num>
-  <w:num w:numId="23" w16cid:durableId="1634745888">
+  <w:num w:numId="23" w16cid:durableId="1842430784">
     <w:abstractNumId w:val="2"/>
   </w:num>
-  <w:num w:numId="24" w16cid:durableId="1618246606">
+  <w:num w:numId="24" w16cid:durableId="610622647">
     <w:abstractNumId w:val="1"/>
   </w:num>
-  <w:num w:numId="25" w16cid:durableId="93211110">
+  <w:num w:numId="25" w16cid:durableId="917054943">
     <w:abstractNumId w:val="1"/>
   </w:num>
 </w:numbering>
@@ -4920,7 +4926,7 @@
     <w:next w:val="Normal"/>
     <w:autoRedefine/>
     <w:uiPriority w:val="39"/>
-    <w:rsid w:val="007A4D1B"/>
+    <w:rsid w:val="005A11CD"/>
     <w:pPr>
       <w:spacing w:after="100"/>
     </w:pPr>
@@ -4931,7 +4937,7 @@
     <w:next w:val="Normal"/>
     <w:autoRedefine/>
     <w:uiPriority w:val="39"/>
-    <w:rsid w:val="007A4D1B"/>
+    <w:rsid w:val="005A11CD"/>
     <w:pPr>
       <w:spacing w:after="100"/>
       <w:ind w:left="210"/>
@@ -4941,7 +4947,7 @@
     <w:name w:val="header"/>
     <w:basedOn w:val="Normal"/>
     <w:link w:val="HeaderChar"/>
-    <w:rsid w:val="007A4D1B"/>
+    <w:rsid w:val="005A11CD"/>
     <w:pPr>
       <w:tabs>
         <w:tab w:val="center" w:pos="4513"/>
@@ -4954,7 +4960,7 @@
     <w:name w:val="Header Char"/>
     <w:basedOn w:val="DefaultParagraphFont"/>
     <w:link w:val="Header"/>
-    <w:rsid w:val="007A4D1B"/>
+    <w:rsid w:val="005A11CD"/>
     <w:rPr>
       <w:rFonts w:ascii="Segoe UI" w:eastAsia="Segoe UI" w:hAnsi="Segoe UI" w:cs="Segoe UI"/>
       <w:color w:val="242424"/>
@@ -4965,7 +4971,7 @@
     <w:name w:val="footer"/>
     <w:basedOn w:val="Normal"/>
     <w:link w:val="FooterChar"/>
-    <w:rsid w:val="007A4D1B"/>
+    <w:rsid w:val="005A11CD"/>
     <w:pPr>
       <w:tabs>
         <w:tab w:val="center" w:pos="4513"/>
@@ -4978,7 +4984,7 @@
     <w:name w:val="Footer Char"/>
     <w:basedOn w:val="DefaultParagraphFont"/>
     <w:link w:val="Footer"/>
-    <w:rsid w:val="007A4D1B"/>
+    <w:rsid w:val="005A11CD"/>
     <w:rPr>
       <w:rFonts w:ascii="Segoe UI" w:eastAsia="Segoe UI" w:hAnsi="Segoe UI" w:cs="Segoe UI"/>
       <w:color w:val="242424"/>
